--- a/deliverables/Purchasing-Design-Spec.docx
+++ b/deliverables/Purchasing-Design-Spec.docx
@@ -483,7 +483,3726 @@
           <w:sz w:val="36"/>
           <w:szCs w:val="36"/>
         </w:rPr>
-        <w:t xml:space="preserve">2. Where it lives</w:t>
+        <w:t xml:space="preserve">2. Coverage of the handoff outline</w:t>
+      </w:r>
+    </w:p>
+    <w:p>
+      <w:pPr>
+        <w:spacing w:after="120" w:line="300"/>
+      </w:pPr>
+      <w:r>
+        <w:rPr>
+          <w:color w:val="111827"/>
+          <w:sz w:val="22"/>
+          <w:szCs w:val="22"/>
+        </w:rPr>
+        <w:t xml:space="preserve">The initial developer-handoff outline lists </w:t>
+      </w:r>
+      <w:r>
+        <w:rPr>
+          <w:b/>
+          <w:bCs/>
+          <w:sz w:val="22"/>
+          <w:szCs w:val="22"/>
+        </w:rPr>
+        <w:t xml:space="preserve">16 primary screens</w:t>
+      </w:r>
+      <w:r>
+        <w:rPr>
+          <w:color w:val="111827"/>
+          <w:sz w:val="22"/>
+          <w:szCs w:val="22"/>
+        </w:rPr>
+        <w:t xml:space="preserve">, </w:t>
+      </w:r>
+      <w:r>
+        <w:rPr>
+          <w:b/>
+          <w:bCs/>
+          <w:sz w:val="22"/>
+          <w:szCs w:val="22"/>
+        </w:rPr>
+        <w:t xml:space="preserve">5 core integrations</w:t>
+      </w:r>
+      <w:r>
+        <w:rPr>
+          <w:color w:val="111827"/>
+          <w:sz w:val="22"/>
+          <w:szCs w:val="22"/>
+        </w:rPr>
+        <w:t xml:space="preserve"> and </w:t>
+      </w:r>
+      <w:r>
+        <w:rPr>
+          <w:b/>
+          <w:bCs/>
+          <w:sz w:val="22"/>
+          <w:szCs w:val="22"/>
+        </w:rPr>
+        <w:t xml:space="preserve">6 security requirements</w:t>
+      </w:r>
+      <w:r>
+        <w:rPr>
+          <w:color w:val="111827"/>
+          <w:sz w:val="22"/>
+          <w:szCs w:val="22"/>
+        </w:rPr>
+        <w:t xml:space="preserve">. This section maps each item to the current build so the developer knows exactly what to pick up, what to finish, and what is still open.</w:t>
+      </w:r>
+    </w:p>
+    <w:p>
+      <w:pPr>
+        <w:spacing w:after="120" w:line="300"/>
+      </w:pPr>
+      <w:r>
+        <w:rPr>
+          <w:color w:val="111827"/>
+          <w:sz w:val="22"/>
+          <w:szCs w:val="22"/>
+        </w:rPr>
+        <w:t xml:space="preserve">Legend: </w:t>
+      </w:r>
+      <w:r>
+        <w:rPr>
+          <w:b/>
+          <w:bCs/>
+          <w:color w:val="1E7A5F"/>
+          <w:sz w:val="22"/>
+          <w:szCs w:val="22"/>
+        </w:rPr>
+        <w:t xml:space="preserve">✓ DONE</w:t>
+      </w:r>
+      <w:r>
+        <w:rPr>
+          <w:color w:val="111827"/>
+          <w:sz w:val="22"/>
+          <w:szCs w:val="22"/>
+        </w:rPr>
+        <w:t xml:space="preserve"> = built and merged on branch  ·  </w:t>
+      </w:r>
+      <w:r>
+        <w:rPr>
+          <w:b/>
+          <w:bCs/>
+          <w:color w:val="B08018"/>
+          <w:sz w:val="22"/>
+          <w:szCs w:val="22"/>
+        </w:rPr>
+        <w:t xml:space="preserve">◐ PARTIAL</w:t>
+      </w:r>
+      <w:r>
+        <w:rPr>
+          <w:color w:val="111827"/>
+          <w:sz w:val="22"/>
+          <w:szCs w:val="22"/>
+        </w:rPr>
+        <w:t xml:space="preserve"> = data + logic exist, a dedicated screen still to build  ·  </w:t>
+      </w:r>
+      <w:r>
+        <w:rPr>
+          <w:b/>
+          <w:bCs/>
+          <w:color w:val="6B7280"/>
+          <w:sz w:val="22"/>
+          <w:szCs w:val="22"/>
+        </w:rPr>
+        <w:t xml:space="preserve">⬚ ROADMAP</w:t>
+      </w:r>
+      <w:r>
+        <w:rPr>
+          <w:color w:val="111827"/>
+          <w:sz w:val="22"/>
+          <w:szCs w:val="22"/>
+        </w:rPr>
+        <w:t xml:space="preserve"> = not yet built; unlock path noted.</w:t>
+      </w:r>
+    </w:p>
+    <w:p>
+      <w:pPr>
+        <w:pStyle w:val="Heading3"/>
+        <w:spacing w:after="80" w:before="200"/>
+      </w:pPr>
+      <w:r>
+        <w:rPr>
+          <w:b/>
+          <w:bCs/>
+          <w:color w:val="1E7A5F"/>
+          <w:sz w:val="24"/>
+          <w:szCs w:val="24"/>
+        </w:rPr>
+        <w:t xml:space="preserve">2.1  Primary screens (16)</w:t>
+      </w:r>
+    </w:p>
+    <w:tbl>
+      <w:tblPr>
+        <w:tblW w:type="dxa" w:w="8639"/>
+        <w:tblBorders>
+          <w:top w:val="single" w:color="auto" w:sz="4"/>
+          <w:left w:val="single" w:color="auto" w:sz="4"/>
+          <w:bottom w:val="single" w:color="auto" w:sz="4"/>
+          <w:right w:val="single" w:color="auto" w:sz="4"/>
+          <w:insideH w:val="single" w:color="auto" w:sz="4"/>
+          <w:insideV w:val="single" w:color="auto" w:sz="4"/>
+        </w:tblBorders>
+      </w:tblPr>
+      <w:tblGrid>
+        <w:gridCol w:w="432"/>
+        <w:gridCol w:w="2246"/>
+        <w:gridCol w:w="1123"/>
+        <w:gridCol w:w="4838"/>
+      </w:tblGrid>
+      <w:tr>
+        <w:tc>
+          <w:tcPr>
+            <w:tcW w:type="dxa" w:w="432"/>
+            <w:tcBorders>
+              <w:top w:val="single" w:color="111827" w:sz="8"/>
+              <w:left w:val="none" w:color="FFFFFF" w:sz="0"/>
+              <w:bottom w:val="single" w:color="111827" w:sz="8"/>
+              <w:right w:val="none" w:color="FFFFFF" w:sz="0"/>
+            </w:tcBorders>
+            <w:shd w:fill="EEF1EA" w:color="auto" w:val="clear"/>
+            <w:tcMar>
+              <w:top w:type="dxa" w:w="100"/>
+              <w:left w:type="dxa" w:w="140"/>
+              <w:bottom w:type="dxa" w:w="100"/>
+              <w:right w:type="dxa" w:w="140"/>
+            </w:tcMar>
+          </w:tcPr>
+          <w:p>
+            <w:pPr>
+              <w:spacing w:after="0"/>
+            </w:pPr>
+            <w:r>
+              <w:rPr>
+                <w:b/>
+                <w:bCs/>
+                <w:caps/>
+                <w:color w:val="111827"/>
+                <w:sz w:val="18"/>
+                <w:szCs w:val="18"/>
+              </w:rPr>
+              <w:t xml:space="preserve">#</w:t>
+            </w:r>
+          </w:p>
+        </w:tc>
+        <w:tc>
+          <w:tcPr>
+            <w:tcW w:type="dxa" w:w="2246"/>
+            <w:tcBorders>
+              <w:top w:val="single" w:color="111827" w:sz="8"/>
+              <w:left w:val="none" w:color="FFFFFF" w:sz="0"/>
+              <w:bottom w:val="single" w:color="111827" w:sz="8"/>
+              <w:right w:val="none" w:color="FFFFFF" w:sz="0"/>
+            </w:tcBorders>
+            <w:shd w:fill="EEF1EA" w:color="auto" w:val="clear"/>
+            <w:tcMar>
+              <w:top w:type="dxa" w:w="100"/>
+              <w:left w:type="dxa" w:w="140"/>
+              <w:bottom w:type="dxa" w:w="100"/>
+              <w:right w:type="dxa" w:w="140"/>
+            </w:tcMar>
+          </w:tcPr>
+          <w:p>
+            <w:pPr>
+              <w:spacing w:after="0"/>
+            </w:pPr>
+            <w:r>
+              <w:rPr>
+                <w:b/>
+                <w:bCs/>
+                <w:caps/>
+                <w:color w:val="111827"/>
+                <w:sz w:val="18"/>
+                <w:szCs w:val="18"/>
+              </w:rPr>
+              <w:t xml:space="preserve">Screen</w:t>
+            </w:r>
+          </w:p>
+        </w:tc>
+        <w:tc>
+          <w:tcPr>
+            <w:tcW w:type="dxa" w:w="1123"/>
+            <w:tcBorders>
+              <w:top w:val="single" w:color="111827" w:sz="8"/>
+              <w:left w:val="none" w:color="FFFFFF" w:sz="0"/>
+              <w:bottom w:val="single" w:color="111827" w:sz="8"/>
+              <w:right w:val="none" w:color="FFFFFF" w:sz="0"/>
+            </w:tcBorders>
+            <w:shd w:fill="EEF1EA" w:color="auto" w:val="clear"/>
+            <w:tcMar>
+              <w:top w:type="dxa" w:w="100"/>
+              <w:left w:type="dxa" w:w="140"/>
+              <w:bottom w:type="dxa" w:w="100"/>
+              <w:right w:type="dxa" w:w="140"/>
+            </w:tcMar>
+          </w:tcPr>
+          <w:p>
+            <w:pPr>
+              <w:spacing w:after="0"/>
+            </w:pPr>
+            <w:r>
+              <w:rPr>
+                <w:b/>
+                <w:bCs/>
+                <w:caps/>
+                <w:color w:val="111827"/>
+                <w:sz w:val="18"/>
+                <w:szCs w:val="18"/>
+              </w:rPr>
+              <w:t xml:space="preserve">Status</w:t>
+            </w:r>
+          </w:p>
+        </w:tc>
+        <w:tc>
+          <w:tcPr>
+            <w:tcW w:type="dxa" w:w="4838"/>
+            <w:tcBorders>
+              <w:top w:val="single" w:color="111827" w:sz="8"/>
+              <w:left w:val="none" w:color="FFFFFF" w:sz="0"/>
+              <w:bottom w:val="single" w:color="111827" w:sz="8"/>
+              <w:right w:val="none" w:color="FFFFFF" w:sz="0"/>
+            </w:tcBorders>
+            <w:shd w:fill="EEF1EA" w:color="auto" w:val="clear"/>
+            <w:tcMar>
+              <w:top w:type="dxa" w:w="100"/>
+              <w:left w:type="dxa" w:w="140"/>
+              <w:bottom w:type="dxa" w:w="100"/>
+              <w:right w:type="dxa" w:w="140"/>
+            </w:tcMar>
+          </w:tcPr>
+          <w:p>
+            <w:pPr>
+              <w:spacing w:after="0"/>
+            </w:pPr>
+            <w:r>
+              <w:rPr>
+                <w:b/>
+                <w:bCs/>
+                <w:caps/>
+                <w:color w:val="111827"/>
+                <w:sz w:val="18"/>
+                <w:szCs w:val="18"/>
+              </w:rPr>
+              <w:t xml:space="preserve">Where it lives / what to finish</w:t>
+            </w:r>
+          </w:p>
+        </w:tc>
+      </w:tr>
+      <w:tr>
+        <w:tc>
+          <w:tcPr>
+            <w:tcW w:type="dxa" w:w="432"/>
+            <w:tcBorders>
+              <w:top w:val="single" w:color="D1D5DB" w:sz="4"/>
+              <w:left w:val="none" w:color="FFFFFF" w:sz="0"/>
+              <w:bottom w:val="single" w:color="D1D5DB" w:sz="4"/>
+              <w:right w:val="none" w:color="FFFFFF" w:sz="0"/>
+            </w:tcBorders>
+            <w:tcMar>
+              <w:top w:type="dxa" w:w="100"/>
+              <w:left w:type="dxa" w:w="140"/>
+              <w:bottom w:type="dxa" w:w="100"/>
+              <w:right w:type="dxa" w:w="140"/>
+            </w:tcMar>
+          </w:tcPr>
+          <w:p>
+            <w:pPr>
+              <w:spacing w:after="0"/>
+            </w:pPr>
+            <w:r>
+              <w:rPr>
+                <w:rFonts w:ascii="Consolas" w:cs="Consolas" w:eastAsia="Consolas" w:hAnsi="Consolas"/>
+                <w:b/>
+                <w:bCs/>
+                <w:color w:val="1E7A5F"/>
+                <w:sz w:val="20"/>
+                <w:szCs w:val="20"/>
+              </w:rPr>
+              <w:t xml:space="preserve">1</w:t>
+            </w:r>
+          </w:p>
+        </w:tc>
+        <w:tc>
+          <w:tcPr>
+            <w:tcW w:type="dxa" w:w="2246"/>
+            <w:tcBorders>
+              <w:top w:val="single" w:color="D1D5DB" w:sz="4"/>
+              <w:left w:val="none" w:color="FFFFFF" w:sz="0"/>
+              <w:bottom w:val="single" w:color="D1D5DB" w:sz="4"/>
+              <w:right w:val="none" w:color="FFFFFF" w:sz="0"/>
+            </w:tcBorders>
+            <w:tcMar>
+              <w:top w:type="dxa" w:w="100"/>
+              <w:left w:type="dxa" w:w="140"/>
+              <w:bottom w:type="dxa" w:w="100"/>
+              <w:right w:type="dxa" w:w="140"/>
+            </w:tcMar>
+          </w:tcPr>
+          <w:p>
+            <w:pPr>
+              <w:spacing w:after="0"/>
+            </w:pPr>
+            <w:r>
+              <w:rPr>
+                <w:b/>
+                <w:bCs/>
+                <w:color w:val="111827"/>
+                <w:sz w:val="20"/>
+                <w:szCs w:val="20"/>
+              </w:rPr>
+              <w:t xml:space="preserve">Purchasing Mission Control</w:t>
+            </w:r>
+          </w:p>
+        </w:tc>
+        <w:tc>
+          <w:tcPr>
+            <w:tcW w:type="dxa" w:w="1123"/>
+            <w:tcBorders>
+              <w:top w:val="single" w:color="D1D5DB" w:sz="4"/>
+              <w:left w:val="none" w:color="FFFFFF" w:sz="0"/>
+              <w:bottom w:val="single" w:color="D1D5DB" w:sz="4"/>
+              <w:right w:val="none" w:color="FFFFFF" w:sz="0"/>
+            </w:tcBorders>
+            <w:tcMar>
+              <w:top w:type="dxa" w:w="100"/>
+              <w:left w:type="dxa" w:w="140"/>
+              <w:bottom w:type="dxa" w:w="100"/>
+              <w:right w:type="dxa" w:w="140"/>
+            </w:tcMar>
+          </w:tcPr>
+          <w:p>
+            <w:pPr>
+              <w:spacing w:after="0"/>
+            </w:pPr>
+            <w:r>
+              <w:rPr>
+                <w:b/>
+                <w:bCs/>
+                <w:color w:val="B08018"/>
+                <w:sz w:val="18"/>
+                <w:szCs w:val="18"/>
+              </w:rPr>
+              <w:t xml:space="preserve">◐ PARTIAL</w:t>
+            </w:r>
+          </w:p>
+        </w:tc>
+        <w:tc>
+          <w:tcPr>
+            <w:tcW w:type="dxa" w:w="4838"/>
+            <w:tcBorders>
+              <w:top w:val="single" w:color="D1D5DB" w:sz="4"/>
+              <w:left w:val="none" w:color="FFFFFF" w:sz="0"/>
+              <w:bottom w:val="single" w:color="D1D5DB" w:sz="4"/>
+              <w:right w:val="none" w:color="FFFFFF" w:sz="0"/>
+            </w:tcBorders>
+            <w:tcMar>
+              <w:top w:type="dxa" w:w="100"/>
+              <w:left w:type="dxa" w:w="140"/>
+              <w:bottom w:type="dxa" w:w="100"/>
+              <w:right w:type="dxa" w:w="140"/>
+            </w:tcMar>
+          </w:tcPr>
+          <w:p>
+            <w:pPr>
+              <w:spacing w:after="0"/>
+            </w:pPr>
+            <w:r>
+              <w:rPr>
+                <w:color w:val="111827"/>
+                <w:sz w:val="20"/>
+                <w:szCs w:val="20"/>
+              </w:rPr>
+              <w:t xml:space="preserve">The Purchasing view header carries a live stats banner (comparisons, open, products, suppliers, spend) + integration strip (SOS/QB connection, sync counters). A dedicated "mission control" landing that folds in KPIs, alerts, and drill-through cards is the next step — reuse hnxDashboard render patterns.</w:t>
+            </w:r>
+          </w:p>
+        </w:tc>
+      </w:tr>
+      <w:tr>
+        <w:tc>
+          <w:tcPr>
+            <w:tcW w:type="dxa" w:w="432"/>
+            <w:tcBorders>
+              <w:top w:val="single" w:color="D1D5DB" w:sz="4"/>
+              <w:left w:val="none" w:color="FFFFFF" w:sz="0"/>
+              <w:bottom w:val="single" w:color="D1D5DB" w:sz="4"/>
+              <w:right w:val="none" w:color="FFFFFF" w:sz="0"/>
+            </w:tcBorders>
+            <w:tcMar>
+              <w:top w:type="dxa" w:w="100"/>
+              <w:left w:type="dxa" w:w="140"/>
+              <w:bottom w:type="dxa" w:w="100"/>
+              <w:right w:type="dxa" w:w="140"/>
+            </w:tcMar>
+          </w:tcPr>
+          <w:p>
+            <w:pPr>
+              <w:spacing w:after="0"/>
+            </w:pPr>
+            <w:r>
+              <w:rPr>
+                <w:rFonts w:ascii="Consolas" w:cs="Consolas" w:eastAsia="Consolas" w:hAnsi="Consolas"/>
+                <w:b/>
+                <w:bCs/>
+                <w:color w:val="1E7A5F"/>
+                <w:sz w:val="20"/>
+                <w:szCs w:val="20"/>
+              </w:rPr>
+              <w:t xml:space="preserve">2</w:t>
+            </w:r>
+          </w:p>
+        </w:tc>
+        <w:tc>
+          <w:tcPr>
+            <w:tcW w:type="dxa" w:w="2246"/>
+            <w:tcBorders>
+              <w:top w:val="single" w:color="D1D5DB" w:sz="4"/>
+              <w:left w:val="none" w:color="FFFFFF" w:sz="0"/>
+              <w:bottom w:val="single" w:color="D1D5DB" w:sz="4"/>
+              <w:right w:val="none" w:color="FFFFFF" w:sz="0"/>
+            </w:tcBorders>
+            <w:tcMar>
+              <w:top w:type="dxa" w:w="100"/>
+              <w:left w:type="dxa" w:w="140"/>
+              <w:bottom w:type="dxa" w:w="100"/>
+              <w:right w:type="dxa" w:w="140"/>
+            </w:tcMar>
+          </w:tcPr>
+          <w:p>
+            <w:pPr>
+              <w:spacing w:after="0"/>
+            </w:pPr>
+            <w:r>
+              <w:rPr>
+                <w:b/>
+                <w:bCs/>
+                <w:color w:val="111827"/>
+                <w:sz w:val="20"/>
+                <w:szCs w:val="20"/>
+              </w:rPr>
+              <w:t xml:space="preserve">Purchase Requests</w:t>
+            </w:r>
+          </w:p>
+        </w:tc>
+        <w:tc>
+          <w:tcPr>
+            <w:tcW w:type="dxa" w:w="1123"/>
+            <w:tcBorders>
+              <w:top w:val="single" w:color="D1D5DB" w:sz="4"/>
+              <w:left w:val="none" w:color="FFFFFF" w:sz="0"/>
+              <w:bottom w:val="single" w:color="D1D5DB" w:sz="4"/>
+              <w:right w:val="none" w:color="FFFFFF" w:sz="0"/>
+            </w:tcBorders>
+            <w:tcMar>
+              <w:top w:type="dxa" w:w="100"/>
+              <w:left w:type="dxa" w:w="140"/>
+              <w:bottom w:type="dxa" w:w="100"/>
+              <w:right w:type="dxa" w:w="140"/>
+            </w:tcMar>
+          </w:tcPr>
+          <w:p>
+            <w:pPr>
+              <w:spacing w:after="0"/>
+            </w:pPr>
+            <w:r>
+              <w:rPr>
+                <w:b/>
+                <w:bCs/>
+                <w:color w:val="6B7280"/>
+                <w:sz w:val="18"/>
+                <w:szCs w:val="18"/>
+              </w:rPr>
+              <w:t xml:space="preserve">⬚ ROADMAP</w:t>
+            </w:r>
+          </w:p>
+        </w:tc>
+        <w:tc>
+          <w:tcPr>
+            <w:tcW w:type="dxa" w:w="4838"/>
+            <w:tcBorders>
+              <w:top w:val="single" w:color="D1D5DB" w:sz="4"/>
+              <w:left w:val="none" w:color="FFFFFF" w:sz="0"/>
+              <w:bottom w:val="single" w:color="D1D5DB" w:sz="4"/>
+              <w:right w:val="none" w:color="FFFFFF" w:sz="0"/>
+            </w:tcBorders>
+            <w:tcMar>
+              <w:top w:type="dxa" w:w="100"/>
+              <w:left w:type="dxa" w:w="140"/>
+              <w:bottom w:type="dxa" w:w="100"/>
+              <w:right w:type="dxa" w:w="140"/>
+            </w:tcMar>
+          </w:tcPr>
+          <w:p>
+            <w:pPr>
+              <w:spacing w:after="0"/>
+            </w:pPr>
+            <w:r>
+              <w:rPr>
+                <w:color w:val="111827"/>
+                <w:sz w:val="20"/>
+                <w:szCs w:val="20"/>
+              </w:rPr>
+              <w:t xml:space="preserve">A form for a requester to raise a purchase need before it becomes a comparison. Add a new tab "📥 Requests" storing hydroPro_acct_purch_requests[{id, requester, product, qty, unit, needBy, reason, dept, status:new|approved|converted}]. "Convert to comparison" button seeds a comparison card.</w:t>
+            </w:r>
+          </w:p>
+        </w:tc>
+      </w:tr>
+      <w:tr>
+        <w:tc>
+          <w:tcPr>
+            <w:tcW w:type="dxa" w:w="432"/>
+            <w:tcBorders>
+              <w:top w:val="single" w:color="D1D5DB" w:sz="4"/>
+              <w:left w:val="none" w:color="FFFFFF" w:sz="0"/>
+              <w:bottom w:val="single" w:color="D1D5DB" w:sz="4"/>
+              <w:right w:val="none" w:color="FFFFFF" w:sz="0"/>
+            </w:tcBorders>
+            <w:tcMar>
+              <w:top w:type="dxa" w:w="100"/>
+              <w:left w:type="dxa" w:w="140"/>
+              <w:bottom w:type="dxa" w:w="100"/>
+              <w:right w:type="dxa" w:w="140"/>
+            </w:tcMar>
+          </w:tcPr>
+          <w:p>
+            <w:pPr>
+              <w:spacing w:after="0"/>
+            </w:pPr>
+            <w:r>
+              <w:rPr>
+                <w:rFonts w:ascii="Consolas" w:cs="Consolas" w:eastAsia="Consolas" w:hAnsi="Consolas"/>
+                <w:b/>
+                <w:bCs/>
+                <w:color w:val="1E7A5F"/>
+                <w:sz w:val="20"/>
+                <w:szCs w:val="20"/>
+              </w:rPr>
+              <w:t xml:space="preserve">3</w:t>
+            </w:r>
+          </w:p>
+        </w:tc>
+        <w:tc>
+          <w:tcPr>
+            <w:tcW w:type="dxa" w:w="2246"/>
+            <w:tcBorders>
+              <w:top w:val="single" w:color="D1D5DB" w:sz="4"/>
+              <w:left w:val="none" w:color="FFFFFF" w:sz="0"/>
+              <w:bottom w:val="single" w:color="D1D5DB" w:sz="4"/>
+              <w:right w:val="none" w:color="FFFFFF" w:sz="0"/>
+            </w:tcBorders>
+            <w:tcMar>
+              <w:top w:type="dxa" w:w="100"/>
+              <w:left w:type="dxa" w:w="140"/>
+              <w:bottom w:type="dxa" w:w="100"/>
+              <w:right w:type="dxa" w:w="140"/>
+            </w:tcMar>
+          </w:tcPr>
+          <w:p>
+            <w:pPr>
+              <w:spacing w:after="0"/>
+            </w:pPr>
+            <w:r>
+              <w:rPr>
+                <w:b/>
+                <w:bCs/>
+                <w:color w:val="111827"/>
+                <w:sz w:val="20"/>
+                <w:szCs w:val="20"/>
+              </w:rPr>
+              <w:t xml:space="preserve">SOS Inventory Check</w:t>
+            </w:r>
+          </w:p>
+        </w:tc>
+        <w:tc>
+          <w:tcPr>
+            <w:tcW w:type="dxa" w:w="1123"/>
+            <w:tcBorders>
+              <w:top w:val="single" w:color="D1D5DB" w:sz="4"/>
+              <w:left w:val="none" w:color="FFFFFF" w:sz="0"/>
+              <w:bottom w:val="single" w:color="D1D5DB" w:sz="4"/>
+              <w:right w:val="none" w:color="FFFFFF" w:sz="0"/>
+            </w:tcBorders>
+            <w:tcMar>
+              <w:top w:type="dxa" w:w="100"/>
+              <w:left w:type="dxa" w:w="140"/>
+              <w:bottom w:type="dxa" w:w="100"/>
+              <w:right w:type="dxa" w:w="140"/>
+            </w:tcMar>
+          </w:tcPr>
+          <w:p>
+            <w:pPr>
+              <w:spacing w:after="0"/>
+            </w:pPr>
+            <w:r>
+              <w:rPr>
+                <w:b/>
+                <w:bCs/>
+                <w:color w:val="1E7A5F"/>
+                <w:sz w:val="18"/>
+                <w:szCs w:val="18"/>
+              </w:rPr>
+              <w:t xml:space="preserve">✓ DONE</w:t>
+            </w:r>
+          </w:p>
+        </w:tc>
+        <w:tc>
+          <w:tcPr>
+            <w:tcW w:type="dxa" w:w="4838"/>
+            <w:tcBorders>
+              <w:top w:val="single" w:color="D1D5DB" w:sz="4"/>
+              <w:left w:val="none" w:color="FFFFFF" w:sz="0"/>
+              <w:bottom w:val="single" w:color="D1D5DB" w:sz="4"/>
+              <w:right w:val="none" w:color="FFFFFF" w:sz="0"/>
+            </w:tcBorders>
+            <w:tcMar>
+              <w:top w:type="dxa" w:w="100"/>
+              <w:left w:type="dxa" w:w="140"/>
+              <w:bottom w:type="dxa" w:w="100"/>
+              <w:right w:type="dxa" w:w="140"/>
+            </w:tcMar>
+          </w:tcPr>
+          <w:p>
+            <w:pPr>
+              <w:spacing w:after="0"/>
+            </w:pPr>
+            <w:r>
+              <w:rPr>
+                <w:color w:val="111827"/>
+                <w:sz w:val="20"/>
+                <w:szCs w:val="20"/>
+              </w:rPr>
+              <w:t xml:space="preserve">Header banner reads window.__hnxSos.getMeta() live; comparison cards include a "SOS item hint" row from _purchSosItemHint(product) — preferred vendor, SKU, last purchase cost, on-hand. Purchase history import from /sos/purchase-orders via _purchSyncFromSOS().</w:t>
+            </w:r>
+          </w:p>
+        </w:tc>
+      </w:tr>
+      <w:tr>
+        <w:tc>
+          <w:tcPr>
+            <w:tcW w:type="dxa" w:w="432"/>
+            <w:tcBorders>
+              <w:top w:val="single" w:color="D1D5DB" w:sz="4"/>
+              <w:left w:val="none" w:color="FFFFFF" w:sz="0"/>
+              <w:bottom w:val="single" w:color="D1D5DB" w:sz="4"/>
+              <w:right w:val="none" w:color="FFFFFF" w:sz="0"/>
+            </w:tcBorders>
+            <w:tcMar>
+              <w:top w:type="dxa" w:w="100"/>
+              <w:left w:type="dxa" w:w="140"/>
+              <w:bottom w:type="dxa" w:w="100"/>
+              <w:right w:type="dxa" w:w="140"/>
+            </w:tcMar>
+          </w:tcPr>
+          <w:p>
+            <w:pPr>
+              <w:spacing w:after="0"/>
+            </w:pPr>
+            <w:r>
+              <w:rPr>
+                <w:rFonts w:ascii="Consolas" w:cs="Consolas" w:eastAsia="Consolas" w:hAnsi="Consolas"/>
+                <w:b/>
+                <w:bCs/>
+                <w:color w:val="1E7A5F"/>
+                <w:sz w:val="20"/>
+                <w:szCs w:val="20"/>
+              </w:rPr>
+              <w:t xml:space="preserve">4</w:t>
+            </w:r>
+          </w:p>
+        </w:tc>
+        <w:tc>
+          <w:tcPr>
+            <w:tcW w:type="dxa" w:w="2246"/>
+            <w:tcBorders>
+              <w:top w:val="single" w:color="D1D5DB" w:sz="4"/>
+              <w:left w:val="none" w:color="FFFFFF" w:sz="0"/>
+              <w:bottom w:val="single" w:color="D1D5DB" w:sz="4"/>
+              <w:right w:val="none" w:color="FFFFFF" w:sz="0"/>
+            </w:tcBorders>
+            <w:tcMar>
+              <w:top w:type="dxa" w:w="100"/>
+              <w:left w:type="dxa" w:w="140"/>
+              <w:bottom w:type="dxa" w:w="100"/>
+              <w:right w:type="dxa" w:w="140"/>
+            </w:tcMar>
+          </w:tcPr>
+          <w:p>
+            <w:pPr>
+              <w:spacing w:after="0"/>
+            </w:pPr>
+            <w:r>
+              <w:rPr>
+                <w:b/>
+                <w:bCs/>
+                <w:color w:val="111827"/>
+                <w:sz w:val="20"/>
+                <w:szCs w:val="20"/>
+              </w:rPr>
+              <w:t xml:space="preserve">Supplier Discovery</w:t>
+            </w:r>
+          </w:p>
+        </w:tc>
+        <w:tc>
+          <w:tcPr>
+            <w:tcW w:type="dxa" w:w="1123"/>
+            <w:tcBorders>
+              <w:top w:val="single" w:color="D1D5DB" w:sz="4"/>
+              <w:left w:val="none" w:color="FFFFFF" w:sz="0"/>
+              <w:bottom w:val="single" w:color="D1D5DB" w:sz="4"/>
+              <w:right w:val="none" w:color="FFFFFF" w:sz="0"/>
+            </w:tcBorders>
+            <w:tcMar>
+              <w:top w:type="dxa" w:w="100"/>
+              <w:left w:type="dxa" w:w="140"/>
+              <w:bottom w:type="dxa" w:w="100"/>
+              <w:right w:type="dxa" w:w="140"/>
+            </w:tcMar>
+          </w:tcPr>
+          <w:p>
+            <w:pPr>
+              <w:spacing w:after="0"/>
+            </w:pPr>
+            <w:r>
+              <w:rPr>
+                <w:b/>
+                <w:bCs/>
+                <w:color w:val="1E7A5F"/>
+                <w:sz w:val="18"/>
+                <w:szCs w:val="18"/>
+              </w:rPr>
+              <w:t xml:space="preserve">✓ DONE</w:t>
+            </w:r>
+          </w:p>
+        </w:tc>
+        <w:tc>
+          <w:tcPr>
+            <w:tcW w:type="dxa" w:w="4838"/>
+            <w:tcBorders>
+              <w:top w:val="single" w:color="D1D5DB" w:sz="4"/>
+              <w:left w:val="none" w:color="FFFFFF" w:sz="0"/>
+              <w:bottom w:val="single" w:color="D1D5DB" w:sz="4"/>
+              <w:right w:val="none" w:color="FFFFFF" w:sz="0"/>
+            </w:tcBorders>
+            <w:tcMar>
+              <w:top w:type="dxa" w:w="100"/>
+              <w:left w:type="dxa" w:w="140"/>
+              <w:bottom w:type="dxa" w:w="100"/>
+              <w:right w:type="dxa" w:w="140"/>
+            </w:tcMar>
+          </w:tcPr>
+          <w:p>
+            <w:pPr>
+              <w:spacing w:after="0"/>
+            </w:pPr>
+            <w:r>
+              <w:rPr>
+                <w:color w:val="111827"/>
+                <w:sz w:val="20"/>
+                <w:szCs w:val="20"/>
+              </w:rPr>
+              <w:t xml:space="preserve">Nexi outreach modal + _purchGatherAllSuppliers() unions Inventory Master, Accounting Vendors, SOS items’ preferred vendors, past PO vendors, and past-outreach responders. Includes the geo-scoped radius filter (§10). Web-found suppliers can be added inline and are persisted to Vendors master.</w:t>
+            </w:r>
+          </w:p>
+        </w:tc>
+      </w:tr>
+      <w:tr>
+        <w:tc>
+          <w:tcPr>
+            <w:tcW w:type="dxa" w:w="432"/>
+            <w:tcBorders>
+              <w:top w:val="single" w:color="D1D5DB" w:sz="4"/>
+              <w:left w:val="none" w:color="FFFFFF" w:sz="0"/>
+              <w:bottom w:val="single" w:color="D1D5DB" w:sz="4"/>
+              <w:right w:val="none" w:color="FFFFFF" w:sz="0"/>
+            </w:tcBorders>
+            <w:tcMar>
+              <w:top w:type="dxa" w:w="100"/>
+              <w:left w:type="dxa" w:w="140"/>
+              <w:bottom w:type="dxa" w:w="100"/>
+              <w:right w:type="dxa" w:w="140"/>
+            </w:tcMar>
+          </w:tcPr>
+          <w:p>
+            <w:pPr>
+              <w:spacing w:after="0"/>
+            </w:pPr>
+            <w:r>
+              <w:rPr>
+                <w:rFonts w:ascii="Consolas" w:cs="Consolas" w:eastAsia="Consolas" w:hAnsi="Consolas"/>
+                <w:b/>
+                <w:bCs/>
+                <w:color w:val="1E7A5F"/>
+                <w:sz w:val="20"/>
+                <w:szCs w:val="20"/>
+              </w:rPr>
+              <w:t xml:space="preserve">5</w:t>
+            </w:r>
+          </w:p>
+        </w:tc>
+        <w:tc>
+          <w:tcPr>
+            <w:tcW w:type="dxa" w:w="2246"/>
+            <w:tcBorders>
+              <w:top w:val="single" w:color="D1D5DB" w:sz="4"/>
+              <w:left w:val="none" w:color="FFFFFF" w:sz="0"/>
+              <w:bottom w:val="single" w:color="D1D5DB" w:sz="4"/>
+              <w:right w:val="none" w:color="FFFFFF" w:sz="0"/>
+            </w:tcBorders>
+            <w:tcMar>
+              <w:top w:type="dxa" w:w="100"/>
+              <w:left w:type="dxa" w:w="140"/>
+              <w:bottom w:type="dxa" w:w="100"/>
+              <w:right w:type="dxa" w:w="140"/>
+            </w:tcMar>
+          </w:tcPr>
+          <w:p>
+            <w:pPr>
+              <w:spacing w:after="0"/>
+            </w:pPr>
+            <w:r>
+              <w:rPr>
+                <w:b/>
+                <w:bCs/>
+                <w:color w:val="111827"/>
+                <w:sz w:val="20"/>
+                <w:szCs w:val="20"/>
+              </w:rPr>
+              <w:t xml:space="preserve">Supplier Qualification</w:t>
+            </w:r>
+          </w:p>
+        </w:tc>
+        <w:tc>
+          <w:tcPr>
+            <w:tcW w:type="dxa" w:w="1123"/>
+            <w:tcBorders>
+              <w:top w:val="single" w:color="D1D5DB" w:sz="4"/>
+              <w:left w:val="none" w:color="FFFFFF" w:sz="0"/>
+              <w:bottom w:val="single" w:color="D1D5DB" w:sz="4"/>
+              <w:right w:val="none" w:color="FFFFFF" w:sz="0"/>
+            </w:tcBorders>
+            <w:tcMar>
+              <w:top w:type="dxa" w:w="100"/>
+              <w:left w:type="dxa" w:w="140"/>
+              <w:bottom w:type="dxa" w:w="100"/>
+              <w:right w:type="dxa" w:w="140"/>
+            </w:tcMar>
+          </w:tcPr>
+          <w:p>
+            <w:pPr>
+              <w:spacing w:after="0"/>
+            </w:pPr>
+            <w:r>
+              <w:rPr>
+                <w:b/>
+                <w:bCs/>
+                <w:color w:val="B08018"/>
+                <w:sz w:val="18"/>
+                <w:szCs w:val="18"/>
+              </w:rPr>
+              <w:t xml:space="preserve">◐ PARTIAL</w:t>
+            </w:r>
+          </w:p>
+        </w:tc>
+        <w:tc>
+          <w:tcPr>
+            <w:tcW w:type="dxa" w:w="4838"/>
+            <w:tcBorders>
+              <w:top w:val="single" w:color="D1D5DB" w:sz="4"/>
+              <w:left w:val="none" w:color="FFFFFF" w:sz="0"/>
+              <w:bottom w:val="single" w:color="D1D5DB" w:sz="4"/>
+              <w:right w:val="none" w:color="FFFFFF" w:sz="0"/>
+            </w:tcBorders>
+            <w:tcMar>
+              <w:top w:type="dxa" w:w="100"/>
+              <w:left w:type="dxa" w:w="140"/>
+              <w:bottom w:type="dxa" w:w="100"/>
+              <w:right w:type="dxa" w:w="140"/>
+            </w:tcMar>
+          </w:tcPr>
+          <w:p>
+            <w:pPr>
+              <w:spacing w:after="0"/>
+            </w:pPr>
+            <w:r>
+              <w:rPr>
+                <w:color w:val="111827"/>
+                <w:sz w:val="20"/>
+                <w:szCs w:val="20"/>
+              </w:rPr>
+              <w:t xml:space="preserve">Suppliers already carry a reliability "score" field on hydroPro_inv_suppliers_v1 and Nexi shows a reply-rate chip. A dedicated qualification screen (docs on file, cert expiry, credit check, quality-audit score, blacklist flag) still to build — extend the vendor record with qualification.{status, certs[], credit, docs[], nextReviewOn}.</w:t>
+            </w:r>
+          </w:p>
+        </w:tc>
+      </w:tr>
+      <w:tr>
+        <w:tc>
+          <w:tcPr>
+            <w:tcW w:type="dxa" w:w="432"/>
+            <w:tcBorders>
+              <w:top w:val="single" w:color="D1D5DB" w:sz="4"/>
+              <w:left w:val="none" w:color="FFFFFF" w:sz="0"/>
+              <w:bottom w:val="single" w:color="D1D5DB" w:sz="4"/>
+              <w:right w:val="none" w:color="FFFFFF" w:sz="0"/>
+            </w:tcBorders>
+            <w:tcMar>
+              <w:top w:type="dxa" w:w="100"/>
+              <w:left w:type="dxa" w:w="140"/>
+              <w:bottom w:type="dxa" w:w="100"/>
+              <w:right w:type="dxa" w:w="140"/>
+            </w:tcMar>
+          </w:tcPr>
+          <w:p>
+            <w:pPr>
+              <w:spacing w:after="0"/>
+            </w:pPr>
+            <w:r>
+              <w:rPr>
+                <w:rFonts w:ascii="Consolas" w:cs="Consolas" w:eastAsia="Consolas" w:hAnsi="Consolas"/>
+                <w:b/>
+                <w:bCs/>
+                <w:color w:val="1E7A5F"/>
+                <w:sz w:val="20"/>
+                <w:szCs w:val="20"/>
+              </w:rPr>
+              <w:t xml:space="preserve">6</w:t>
+            </w:r>
+          </w:p>
+        </w:tc>
+        <w:tc>
+          <w:tcPr>
+            <w:tcW w:type="dxa" w:w="2246"/>
+            <w:tcBorders>
+              <w:top w:val="single" w:color="D1D5DB" w:sz="4"/>
+              <w:left w:val="none" w:color="FFFFFF" w:sz="0"/>
+              <w:bottom w:val="single" w:color="D1D5DB" w:sz="4"/>
+              <w:right w:val="none" w:color="FFFFFF" w:sz="0"/>
+            </w:tcBorders>
+            <w:tcMar>
+              <w:top w:type="dxa" w:w="100"/>
+              <w:left w:type="dxa" w:w="140"/>
+              <w:bottom w:type="dxa" w:w="100"/>
+              <w:right w:type="dxa" w:w="140"/>
+            </w:tcMar>
+          </w:tcPr>
+          <w:p>
+            <w:pPr>
+              <w:spacing w:after="0"/>
+            </w:pPr>
+            <w:r>
+              <w:rPr>
+                <w:b/>
+                <w:bCs/>
+                <w:color w:val="111827"/>
+                <w:sz w:val="20"/>
+                <w:szCs w:val="20"/>
+              </w:rPr>
+              <w:t xml:space="preserve">RFQ Builder</w:t>
+            </w:r>
+          </w:p>
+        </w:tc>
+        <w:tc>
+          <w:tcPr>
+            <w:tcW w:type="dxa" w:w="1123"/>
+            <w:tcBorders>
+              <w:top w:val="single" w:color="D1D5DB" w:sz="4"/>
+              <w:left w:val="none" w:color="FFFFFF" w:sz="0"/>
+              <w:bottom w:val="single" w:color="D1D5DB" w:sz="4"/>
+              <w:right w:val="none" w:color="FFFFFF" w:sz="0"/>
+            </w:tcBorders>
+            <w:tcMar>
+              <w:top w:type="dxa" w:w="100"/>
+              <w:left w:type="dxa" w:w="140"/>
+              <w:bottom w:type="dxa" w:w="100"/>
+              <w:right w:type="dxa" w:w="140"/>
+            </w:tcMar>
+          </w:tcPr>
+          <w:p>
+            <w:pPr>
+              <w:spacing w:after="0"/>
+            </w:pPr>
+            <w:r>
+              <w:rPr>
+                <w:b/>
+                <w:bCs/>
+                <w:color w:val="1E7A5F"/>
+                <w:sz w:val="18"/>
+                <w:szCs w:val="18"/>
+              </w:rPr>
+              <w:t xml:space="preserve">✓ DONE</w:t>
+            </w:r>
+          </w:p>
+        </w:tc>
+        <w:tc>
+          <w:tcPr>
+            <w:tcW w:type="dxa" w:w="4838"/>
+            <w:tcBorders>
+              <w:top w:val="single" w:color="D1D5DB" w:sz="4"/>
+              <w:left w:val="none" w:color="FFFFFF" w:sz="0"/>
+              <w:bottom w:val="single" w:color="D1D5DB" w:sz="4"/>
+              <w:right w:val="none" w:color="FFFFFF" w:sz="0"/>
+            </w:tcBorders>
+            <w:tcMar>
+              <w:top w:type="dxa" w:w="100"/>
+              <w:left w:type="dxa" w:w="140"/>
+              <w:bottom w:type="dxa" w:w="100"/>
+              <w:right w:type="dxa" w:w="140"/>
+            </w:tcMar>
+          </w:tcPr>
+          <w:p>
+            <w:pPr>
+              <w:spacing w:after="0"/>
+            </w:pPr>
+            <w:r>
+              <w:rPr>
+                <w:color w:val="111827"/>
+                <w:sz w:val="20"/>
+                <w:szCs w:val="20"/>
+              </w:rPr>
+              <w:t xml:space="preserve">Editable RFQ template with variable substitution ({{product}} {{qty}} {{unit}} {{specs}} {{needBy}} {{supplierContact}} {{requester}} {{companyName}}) in the outreach modal. "Save as default template" persists it in hydroPro_acct_purch_rfq_template.</w:t>
+            </w:r>
+          </w:p>
+        </w:tc>
+      </w:tr>
+      <w:tr>
+        <w:tc>
+          <w:tcPr>
+            <w:tcW w:type="dxa" w:w="432"/>
+            <w:tcBorders>
+              <w:top w:val="single" w:color="D1D5DB" w:sz="4"/>
+              <w:left w:val="none" w:color="FFFFFF" w:sz="0"/>
+              <w:bottom w:val="single" w:color="D1D5DB" w:sz="4"/>
+              <w:right w:val="none" w:color="FFFFFF" w:sz="0"/>
+            </w:tcBorders>
+            <w:tcMar>
+              <w:top w:type="dxa" w:w="100"/>
+              <w:left w:type="dxa" w:w="140"/>
+              <w:bottom w:type="dxa" w:w="100"/>
+              <w:right w:type="dxa" w:w="140"/>
+            </w:tcMar>
+          </w:tcPr>
+          <w:p>
+            <w:pPr>
+              <w:spacing w:after="0"/>
+            </w:pPr>
+            <w:r>
+              <w:rPr>
+                <w:rFonts w:ascii="Consolas" w:cs="Consolas" w:eastAsia="Consolas" w:hAnsi="Consolas"/>
+                <w:b/>
+                <w:bCs/>
+                <w:color w:val="1E7A5F"/>
+                <w:sz w:val="20"/>
+                <w:szCs w:val="20"/>
+              </w:rPr>
+              <w:t xml:space="preserve">7</w:t>
+            </w:r>
+          </w:p>
+        </w:tc>
+        <w:tc>
+          <w:tcPr>
+            <w:tcW w:type="dxa" w:w="2246"/>
+            <w:tcBorders>
+              <w:top w:val="single" w:color="D1D5DB" w:sz="4"/>
+              <w:left w:val="none" w:color="FFFFFF" w:sz="0"/>
+              <w:bottom w:val="single" w:color="D1D5DB" w:sz="4"/>
+              <w:right w:val="none" w:color="FFFFFF" w:sz="0"/>
+            </w:tcBorders>
+            <w:tcMar>
+              <w:top w:type="dxa" w:w="100"/>
+              <w:left w:type="dxa" w:w="140"/>
+              <w:bottom w:type="dxa" w:w="100"/>
+              <w:right w:type="dxa" w:w="140"/>
+            </w:tcMar>
+          </w:tcPr>
+          <w:p>
+            <w:pPr>
+              <w:spacing w:after="0"/>
+            </w:pPr>
+            <w:r>
+              <w:rPr>
+                <w:b/>
+                <w:bCs/>
+                <w:color w:val="111827"/>
+                <w:sz w:val="20"/>
+                <w:szCs w:val="20"/>
+              </w:rPr>
+              <w:t xml:space="preserve">Email/SMS Communication Center</w:t>
+            </w:r>
+          </w:p>
+        </w:tc>
+        <w:tc>
+          <w:tcPr>
+            <w:tcW w:type="dxa" w:w="1123"/>
+            <w:tcBorders>
+              <w:top w:val="single" w:color="D1D5DB" w:sz="4"/>
+              <w:left w:val="none" w:color="FFFFFF" w:sz="0"/>
+              <w:bottom w:val="single" w:color="D1D5DB" w:sz="4"/>
+              <w:right w:val="none" w:color="FFFFFF" w:sz="0"/>
+            </w:tcBorders>
+            <w:tcMar>
+              <w:top w:type="dxa" w:w="100"/>
+              <w:left w:type="dxa" w:w="140"/>
+              <w:bottom w:type="dxa" w:w="100"/>
+              <w:right w:type="dxa" w:w="140"/>
+            </w:tcMar>
+          </w:tcPr>
+          <w:p>
+            <w:pPr>
+              <w:spacing w:after="0"/>
+            </w:pPr>
+            <w:r>
+              <w:rPr>
+                <w:b/>
+                <w:bCs/>
+                <w:color w:val="1E7A5F"/>
+                <w:sz w:val="18"/>
+                <w:szCs w:val="18"/>
+              </w:rPr>
+              <w:t xml:space="preserve">✓ DONE</w:t>
+            </w:r>
+          </w:p>
+        </w:tc>
+        <w:tc>
+          <w:tcPr>
+            <w:tcW w:type="dxa" w:w="4838"/>
+            <w:tcBorders>
+              <w:top w:val="single" w:color="D1D5DB" w:sz="4"/>
+              <w:left w:val="none" w:color="FFFFFF" w:sz="0"/>
+              <w:bottom w:val="single" w:color="D1D5DB" w:sz="4"/>
+              <w:right w:val="none" w:color="FFFFFF" w:sz="0"/>
+            </w:tcBorders>
+            <w:tcMar>
+              <w:top w:type="dxa" w:w="100"/>
+              <w:left w:type="dxa" w:w="140"/>
+              <w:bottom w:type="dxa" w:w="100"/>
+              <w:right w:type="dxa" w:w="140"/>
+            </w:tcMar>
+          </w:tcPr>
+          <w:p>
+            <w:pPr>
+              <w:spacing w:after="0"/>
+            </w:pPr>
+            <w:r>
+              <w:rPr>
+                <w:color w:val="111827"/>
+                <w:sz w:val="20"/>
+                <w:szCs w:val="20"/>
+              </w:rPr>
+              <w:t xml:space="preserve">RFQ dispatch via EmailJS auto-send (silent) → mailto: fallback, and SMS via device sms: URL scheme (body ≤ 380 chars). Every dispatch appended to hydroPro_acct_purch_outreach. The 📬 Nexi RFQ Log tab is the "center" — filter, preview body, mark responses.</w:t>
+            </w:r>
+          </w:p>
+        </w:tc>
+      </w:tr>
+      <w:tr>
+        <w:tc>
+          <w:tcPr>
+            <w:tcW w:type="dxa" w:w="432"/>
+            <w:tcBorders>
+              <w:top w:val="single" w:color="D1D5DB" w:sz="4"/>
+              <w:left w:val="none" w:color="FFFFFF" w:sz="0"/>
+              <w:bottom w:val="single" w:color="D1D5DB" w:sz="4"/>
+              <w:right w:val="none" w:color="FFFFFF" w:sz="0"/>
+            </w:tcBorders>
+            <w:tcMar>
+              <w:top w:type="dxa" w:w="100"/>
+              <w:left w:type="dxa" w:w="140"/>
+              <w:bottom w:type="dxa" w:w="100"/>
+              <w:right w:type="dxa" w:w="140"/>
+            </w:tcMar>
+          </w:tcPr>
+          <w:p>
+            <w:pPr>
+              <w:spacing w:after="0"/>
+            </w:pPr>
+            <w:r>
+              <w:rPr>
+                <w:rFonts w:ascii="Consolas" w:cs="Consolas" w:eastAsia="Consolas" w:hAnsi="Consolas"/>
+                <w:b/>
+                <w:bCs/>
+                <w:color w:val="1E7A5F"/>
+                <w:sz w:val="20"/>
+                <w:szCs w:val="20"/>
+              </w:rPr>
+              <w:t xml:space="preserve">8</w:t>
+            </w:r>
+          </w:p>
+        </w:tc>
+        <w:tc>
+          <w:tcPr>
+            <w:tcW w:type="dxa" w:w="2246"/>
+            <w:tcBorders>
+              <w:top w:val="single" w:color="D1D5DB" w:sz="4"/>
+              <w:left w:val="none" w:color="FFFFFF" w:sz="0"/>
+              <w:bottom w:val="single" w:color="D1D5DB" w:sz="4"/>
+              <w:right w:val="none" w:color="FFFFFF" w:sz="0"/>
+            </w:tcBorders>
+            <w:tcMar>
+              <w:top w:type="dxa" w:w="100"/>
+              <w:left w:type="dxa" w:w="140"/>
+              <w:bottom w:type="dxa" w:w="100"/>
+              <w:right w:type="dxa" w:w="140"/>
+            </w:tcMar>
+          </w:tcPr>
+          <w:p>
+            <w:pPr>
+              <w:spacing w:after="0"/>
+            </w:pPr>
+            <w:r>
+              <w:rPr>
+                <w:b/>
+                <w:bCs/>
+                <w:color w:val="111827"/>
+                <w:sz w:val="20"/>
+                <w:szCs w:val="20"/>
+              </w:rPr>
+              <w:t xml:space="preserve">Quotation Management</w:t>
+            </w:r>
+          </w:p>
+        </w:tc>
+        <w:tc>
+          <w:tcPr>
+            <w:tcW w:type="dxa" w:w="1123"/>
+            <w:tcBorders>
+              <w:top w:val="single" w:color="D1D5DB" w:sz="4"/>
+              <w:left w:val="none" w:color="FFFFFF" w:sz="0"/>
+              <w:bottom w:val="single" w:color="D1D5DB" w:sz="4"/>
+              <w:right w:val="none" w:color="FFFFFF" w:sz="0"/>
+            </w:tcBorders>
+            <w:tcMar>
+              <w:top w:type="dxa" w:w="100"/>
+              <w:left w:type="dxa" w:w="140"/>
+              <w:bottom w:type="dxa" w:w="100"/>
+              <w:right w:type="dxa" w:w="140"/>
+            </w:tcMar>
+          </w:tcPr>
+          <w:p>
+            <w:pPr>
+              <w:spacing w:after="0"/>
+            </w:pPr>
+            <w:r>
+              <w:rPr>
+                <w:b/>
+                <w:bCs/>
+                <w:color w:val="1E7A5F"/>
+                <w:sz w:val="18"/>
+                <w:szCs w:val="18"/>
+              </w:rPr>
+              <w:t xml:space="preserve">✓ DONE</w:t>
+            </w:r>
+          </w:p>
+        </w:tc>
+        <w:tc>
+          <w:tcPr>
+            <w:tcW w:type="dxa" w:w="4838"/>
+            <w:tcBorders>
+              <w:top w:val="single" w:color="D1D5DB" w:sz="4"/>
+              <w:left w:val="none" w:color="FFFFFF" w:sz="0"/>
+              <w:bottom w:val="single" w:color="D1D5DB" w:sz="4"/>
+              <w:right w:val="none" w:color="FFFFFF" w:sz="0"/>
+            </w:tcBorders>
+            <w:tcMar>
+              <w:top w:type="dxa" w:w="100"/>
+              <w:left w:type="dxa" w:w="140"/>
+              <w:bottom w:type="dxa" w:w="100"/>
+              <w:right w:type="dxa" w:w="140"/>
+            </w:tcMar>
+          </w:tcPr>
+          <w:p>
+            <w:pPr>
+              <w:spacing w:after="0"/>
+            </w:pPr>
+            <w:r>
+              <w:rPr>
+                <w:color w:val="111827"/>
+                <w:sz w:val="20"/>
+                <w:szCs w:val="20"/>
+              </w:rPr>
+              <w:t xml:space="preserve">On each 📬 RFQ Log row: response dropdown (pending / quoted / declined / no-response), quoted unit cost, lead days, notes. Marking "quoted" with a unit price auto-appends a soft quote-record to Purchase History (source:"rfq-quote") so it surfaces in comparisons.</w:t>
+            </w:r>
+          </w:p>
+        </w:tc>
+      </w:tr>
+      <w:tr>
+        <w:tc>
+          <w:tcPr>
+            <w:tcW w:type="dxa" w:w="432"/>
+            <w:tcBorders>
+              <w:top w:val="single" w:color="D1D5DB" w:sz="4"/>
+              <w:left w:val="none" w:color="FFFFFF" w:sz="0"/>
+              <w:bottom w:val="single" w:color="D1D5DB" w:sz="4"/>
+              <w:right w:val="none" w:color="FFFFFF" w:sz="0"/>
+            </w:tcBorders>
+            <w:tcMar>
+              <w:top w:type="dxa" w:w="100"/>
+              <w:left w:type="dxa" w:w="140"/>
+              <w:bottom w:type="dxa" w:w="100"/>
+              <w:right w:type="dxa" w:w="140"/>
+            </w:tcMar>
+          </w:tcPr>
+          <w:p>
+            <w:pPr>
+              <w:spacing w:after="0"/>
+            </w:pPr>
+            <w:r>
+              <w:rPr>
+                <w:rFonts w:ascii="Consolas" w:cs="Consolas" w:eastAsia="Consolas" w:hAnsi="Consolas"/>
+                <w:b/>
+                <w:bCs/>
+                <w:color w:val="1E7A5F"/>
+                <w:sz w:val="20"/>
+                <w:szCs w:val="20"/>
+              </w:rPr>
+              <w:t xml:space="preserve">9</w:t>
+            </w:r>
+          </w:p>
+        </w:tc>
+        <w:tc>
+          <w:tcPr>
+            <w:tcW w:type="dxa" w:w="2246"/>
+            <w:tcBorders>
+              <w:top w:val="single" w:color="D1D5DB" w:sz="4"/>
+              <w:left w:val="none" w:color="FFFFFF" w:sz="0"/>
+              <w:bottom w:val="single" w:color="D1D5DB" w:sz="4"/>
+              <w:right w:val="none" w:color="FFFFFF" w:sz="0"/>
+            </w:tcBorders>
+            <w:tcMar>
+              <w:top w:type="dxa" w:w="100"/>
+              <w:left w:type="dxa" w:w="140"/>
+              <w:bottom w:type="dxa" w:w="100"/>
+              <w:right w:type="dxa" w:w="140"/>
+            </w:tcMar>
+          </w:tcPr>
+          <w:p>
+            <w:pPr>
+              <w:spacing w:after="0"/>
+            </w:pPr>
+            <w:r>
+              <w:rPr>
+                <w:b/>
+                <w:bCs/>
+                <w:color w:val="111827"/>
+                <w:sz w:val="20"/>
+                <w:szCs w:val="20"/>
+              </w:rPr>
+              <w:t xml:space="preserve">Quote Comparison</w:t>
+            </w:r>
+          </w:p>
+        </w:tc>
+        <w:tc>
+          <w:tcPr>
+            <w:tcW w:type="dxa" w:w="1123"/>
+            <w:tcBorders>
+              <w:top w:val="single" w:color="D1D5DB" w:sz="4"/>
+              <w:left w:val="none" w:color="FFFFFF" w:sz="0"/>
+              <w:bottom w:val="single" w:color="D1D5DB" w:sz="4"/>
+              <w:right w:val="none" w:color="FFFFFF" w:sz="0"/>
+            </w:tcBorders>
+            <w:tcMar>
+              <w:top w:type="dxa" w:w="100"/>
+              <w:left w:type="dxa" w:w="140"/>
+              <w:bottom w:type="dxa" w:w="100"/>
+              <w:right w:type="dxa" w:w="140"/>
+            </w:tcMar>
+          </w:tcPr>
+          <w:p>
+            <w:pPr>
+              <w:spacing w:after="0"/>
+            </w:pPr>
+            <w:r>
+              <w:rPr>
+                <w:b/>
+                <w:bCs/>
+                <w:color w:val="1E7A5F"/>
+                <w:sz w:val="18"/>
+                <w:szCs w:val="18"/>
+              </w:rPr>
+              <w:t xml:space="preserve">✓ DONE</w:t>
+            </w:r>
+          </w:p>
+        </w:tc>
+        <w:tc>
+          <w:tcPr>
+            <w:tcW w:type="dxa" w:w="4838"/>
+            <w:tcBorders>
+              <w:top w:val="single" w:color="D1D5DB" w:sz="4"/>
+              <w:left w:val="none" w:color="FFFFFF" w:sz="0"/>
+              <w:bottom w:val="single" w:color="D1D5DB" w:sz="4"/>
+              <w:right w:val="none" w:color="FFFFFF" w:sz="0"/>
+            </w:tcBorders>
+            <w:tcMar>
+              <w:top w:type="dxa" w:w="100"/>
+              <w:left w:type="dxa" w:w="140"/>
+              <w:bottom w:type="dxa" w:w="100"/>
+              <w:right w:type="dxa" w:w="140"/>
+            </w:tcMar>
+          </w:tcPr>
+          <w:p>
+            <w:pPr>
+              <w:spacing w:after="0"/>
+            </w:pPr>
+            <w:r>
+              <w:rPr>
+                <w:color w:val="111827"/>
+                <w:sz w:val="20"/>
+                <w:szCs w:val="20"/>
+              </w:rPr>
+              <w:t xml:space="preserve">Comparisons tab — up to 3 suppliers per product, side-by-side matrix (unit / specs / qty / unit cost / total / delivery / payment terms / warranty / notes), cheapest badge auto-computed, per-supplier NEW/EXISTING/HAS-HISTORY tagging, per-product history sub-row.</w:t>
+            </w:r>
+          </w:p>
+        </w:tc>
+      </w:tr>
+      <w:tr>
+        <w:tc>
+          <w:tcPr>
+            <w:tcW w:type="dxa" w:w="432"/>
+            <w:tcBorders>
+              <w:top w:val="single" w:color="D1D5DB" w:sz="4"/>
+              <w:left w:val="none" w:color="FFFFFF" w:sz="0"/>
+              <w:bottom w:val="single" w:color="D1D5DB" w:sz="4"/>
+              <w:right w:val="none" w:color="FFFFFF" w:sz="0"/>
+            </w:tcBorders>
+            <w:tcMar>
+              <w:top w:type="dxa" w:w="100"/>
+              <w:left w:type="dxa" w:w="140"/>
+              <w:bottom w:type="dxa" w:w="100"/>
+              <w:right w:type="dxa" w:w="140"/>
+            </w:tcMar>
+          </w:tcPr>
+          <w:p>
+            <w:pPr>
+              <w:spacing w:after="0"/>
+            </w:pPr>
+            <w:r>
+              <w:rPr>
+                <w:rFonts w:ascii="Consolas" w:cs="Consolas" w:eastAsia="Consolas" w:hAnsi="Consolas"/>
+                <w:b/>
+                <w:bCs/>
+                <w:color w:val="1E7A5F"/>
+                <w:sz w:val="20"/>
+                <w:szCs w:val="20"/>
+              </w:rPr>
+              <w:t xml:space="preserve">10</w:t>
+            </w:r>
+          </w:p>
+        </w:tc>
+        <w:tc>
+          <w:tcPr>
+            <w:tcW w:type="dxa" w:w="2246"/>
+            <w:tcBorders>
+              <w:top w:val="single" w:color="D1D5DB" w:sz="4"/>
+              <w:left w:val="none" w:color="FFFFFF" w:sz="0"/>
+              <w:bottom w:val="single" w:color="D1D5DB" w:sz="4"/>
+              <w:right w:val="none" w:color="FFFFFF" w:sz="0"/>
+            </w:tcBorders>
+            <w:tcMar>
+              <w:top w:type="dxa" w:w="100"/>
+              <w:left w:type="dxa" w:w="140"/>
+              <w:bottom w:type="dxa" w:w="100"/>
+              <w:right w:type="dxa" w:w="140"/>
+            </w:tcMar>
+          </w:tcPr>
+          <w:p>
+            <w:pPr>
+              <w:spacing w:after="0"/>
+            </w:pPr>
+            <w:r>
+              <w:rPr>
+                <w:b/>
+                <w:bCs/>
+                <w:color w:val="111827"/>
+                <w:sz w:val="20"/>
+                <w:szCs w:val="20"/>
+              </w:rPr>
+              <w:t xml:space="preserve">Negotiation Center</w:t>
+            </w:r>
+          </w:p>
+        </w:tc>
+        <w:tc>
+          <w:tcPr>
+            <w:tcW w:type="dxa" w:w="1123"/>
+            <w:tcBorders>
+              <w:top w:val="single" w:color="D1D5DB" w:sz="4"/>
+              <w:left w:val="none" w:color="FFFFFF" w:sz="0"/>
+              <w:bottom w:val="single" w:color="D1D5DB" w:sz="4"/>
+              <w:right w:val="none" w:color="FFFFFF" w:sz="0"/>
+            </w:tcBorders>
+            <w:tcMar>
+              <w:top w:type="dxa" w:w="100"/>
+              <w:left w:type="dxa" w:w="140"/>
+              <w:bottom w:type="dxa" w:w="100"/>
+              <w:right w:type="dxa" w:w="140"/>
+            </w:tcMar>
+          </w:tcPr>
+          <w:p>
+            <w:pPr>
+              <w:spacing w:after="0"/>
+            </w:pPr>
+            <w:r>
+              <w:rPr>
+                <w:b/>
+                <w:bCs/>
+                <w:color w:val="B08018"/>
+                <w:sz w:val="18"/>
+                <w:szCs w:val="18"/>
+              </w:rPr>
+              <w:t xml:space="preserve">◐ PARTIAL</w:t>
+            </w:r>
+          </w:p>
+        </w:tc>
+        <w:tc>
+          <w:tcPr>
+            <w:tcW w:type="dxa" w:w="4838"/>
+            <w:tcBorders>
+              <w:top w:val="single" w:color="D1D5DB" w:sz="4"/>
+              <w:left w:val="none" w:color="FFFFFF" w:sz="0"/>
+              <w:bottom w:val="single" w:color="D1D5DB" w:sz="4"/>
+              <w:right w:val="none" w:color="FFFFFF" w:sz="0"/>
+            </w:tcBorders>
+            <w:tcMar>
+              <w:top w:type="dxa" w:w="100"/>
+              <w:left w:type="dxa" w:w="140"/>
+              <w:bottom w:type="dxa" w:w="100"/>
+              <w:right w:type="dxa" w:w="140"/>
+            </w:tcMar>
+          </w:tcPr>
+          <w:p>
+            <w:pPr>
+              <w:spacing w:after="0"/>
+            </w:pPr>
+            <w:r>
+              <w:rPr>
+                <w:color w:val="111827"/>
+                <w:sz w:val="20"/>
+                <w:szCs w:val="20"/>
+              </w:rPr>
+              <w:t xml:space="preserve">Replies come back into the RFQ Log where the user can update the quote. A dedicated thread view (versioned quotes, counter-offer template, expiry date, revisions log) is roadmap — extend outreach records with revisions[]:[{ts, side, unitCost, deliveryDays, terms, notes}].</w:t>
+            </w:r>
+          </w:p>
+        </w:tc>
+      </w:tr>
+      <w:tr>
+        <w:tc>
+          <w:tcPr>
+            <w:tcW w:type="dxa" w:w="432"/>
+            <w:tcBorders>
+              <w:top w:val="single" w:color="D1D5DB" w:sz="4"/>
+              <w:left w:val="none" w:color="FFFFFF" w:sz="0"/>
+              <w:bottom w:val="single" w:color="D1D5DB" w:sz="4"/>
+              <w:right w:val="none" w:color="FFFFFF" w:sz="0"/>
+            </w:tcBorders>
+            <w:tcMar>
+              <w:top w:type="dxa" w:w="100"/>
+              <w:left w:type="dxa" w:w="140"/>
+              <w:bottom w:type="dxa" w:w="100"/>
+              <w:right w:type="dxa" w:w="140"/>
+            </w:tcMar>
+          </w:tcPr>
+          <w:p>
+            <w:pPr>
+              <w:spacing w:after="0"/>
+            </w:pPr>
+            <w:r>
+              <w:rPr>
+                <w:rFonts w:ascii="Consolas" w:cs="Consolas" w:eastAsia="Consolas" w:hAnsi="Consolas"/>
+                <w:b/>
+                <w:bCs/>
+                <w:color w:val="1E7A5F"/>
+                <w:sz w:val="20"/>
+                <w:szCs w:val="20"/>
+              </w:rPr>
+              <w:t xml:space="preserve">11</w:t>
+            </w:r>
+          </w:p>
+        </w:tc>
+        <w:tc>
+          <w:tcPr>
+            <w:tcW w:type="dxa" w:w="2246"/>
+            <w:tcBorders>
+              <w:top w:val="single" w:color="D1D5DB" w:sz="4"/>
+              <w:left w:val="none" w:color="FFFFFF" w:sz="0"/>
+              <w:bottom w:val="single" w:color="D1D5DB" w:sz="4"/>
+              <w:right w:val="none" w:color="FFFFFF" w:sz="0"/>
+            </w:tcBorders>
+            <w:tcMar>
+              <w:top w:type="dxa" w:w="100"/>
+              <w:left w:type="dxa" w:w="140"/>
+              <w:bottom w:type="dxa" w:w="100"/>
+              <w:right w:type="dxa" w:w="140"/>
+            </w:tcMar>
+          </w:tcPr>
+          <w:p>
+            <w:pPr>
+              <w:spacing w:after="0"/>
+            </w:pPr>
+            <w:r>
+              <w:rPr>
+                <w:b/>
+                <w:bCs/>
+                <w:color w:val="111827"/>
+                <w:sz w:val="20"/>
+                <w:szCs w:val="20"/>
+              </w:rPr>
+              <w:t xml:space="preserve">Approval Workflow</w:t>
+            </w:r>
+          </w:p>
+        </w:tc>
+        <w:tc>
+          <w:tcPr>
+            <w:tcW w:type="dxa" w:w="1123"/>
+            <w:tcBorders>
+              <w:top w:val="single" w:color="D1D5DB" w:sz="4"/>
+              <w:left w:val="none" w:color="FFFFFF" w:sz="0"/>
+              <w:bottom w:val="single" w:color="D1D5DB" w:sz="4"/>
+              <w:right w:val="none" w:color="FFFFFF" w:sz="0"/>
+            </w:tcBorders>
+            <w:tcMar>
+              <w:top w:type="dxa" w:w="100"/>
+              <w:left w:type="dxa" w:w="140"/>
+              <w:bottom w:type="dxa" w:w="100"/>
+              <w:right w:type="dxa" w:w="140"/>
+            </w:tcMar>
+          </w:tcPr>
+          <w:p>
+            <w:pPr>
+              <w:spacing w:after="0"/>
+            </w:pPr>
+            <w:r>
+              <w:rPr>
+                <w:b/>
+                <w:bCs/>
+                <w:color w:val="6B7280"/>
+                <w:sz w:val="18"/>
+                <w:szCs w:val="18"/>
+              </w:rPr>
+              <w:t xml:space="preserve">⬚ ROADMAP</w:t>
+            </w:r>
+          </w:p>
+        </w:tc>
+        <w:tc>
+          <w:tcPr>
+            <w:tcW w:type="dxa" w:w="4838"/>
+            <w:tcBorders>
+              <w:top w:val="single" w:color="D1D5DB" w:sz="4"/>
+              <w:left w:val="none" w:color="FFFFFF" w:sz="0"/>
+              <w:bottom w:val="single" w:color="D1D5DB" w:sz="4"/>
+              <w:right w:val="none" w:color="FFFFFF" w:sz="0"/>
+            </w:tcBorders>
+            <w:tcMar>
+              <w:top w:type="dxa" w:w="100"/>
+              <w:left w:type="dxa" w:w="140"/>
+              <w:bottom w:type="dxa" w:w="100"/>
+              <w:right w:type="dxa" w:w="140"/>
+            </w:tcMar>
+          </w:tcPr>
+          <w:p>
+            <w:pPr>
+              <w:spacing w:after="0"/>
+            </w:pPr>
+            <w:r>
+              <w:rPr>
+                <w:color w:val="111827"/>
+                <w:sz w:val="20"/>
+                <w:szCs w:val="20"/>
+              </w:rPr>
+              <w:t xml:space="preserve">Awards are direct today. Add approvalRules{smallLimit, mediumLimit, largeLimit, approverBySize} on the base config; gate _purchAward() to insert an approvalRequest record when total ≥ threshold; render an "🔐 Pending approvals" tray for the approver(s).</w:t>
+            </w:r>
+          </w:p>
+        </w:tc>
+      </w:tr>
+      <w:tr>
+        <w:tc>
+          <w:tcPr>
+            <w:tcW w:type="dxa" w:w="432"/>
+            <w:tcBorders>
+              <w:top w:val="single" w:color="D1D5DB" w:sz="4"/>
+              <w:left w:val="none" w:color="FFFFFF" w:sz="0"/>
+              <w:bottom w:val="single" w:color="D1D5DB" w:sz="4"/>
+              <w:right w:val="none" w:color="FFFFFF" w:sz="0"/>
+            </w:tcBorders>
+            <w:tcMar>
+              <w:top w:type="dxa" w:w="100"/>
+              <w:left w:type="dxa" w:w="140"/>
+              <w:bottom w:type="dxa" w:w="100"/>
+              <w:right w:type="dxa" w:w="140"/>
+            </w:tcMar>
+          </w:tcPr>
+          <w:p>
+            <w:pPr>
+              <w:spacing w:after="0"/>
+            </w:pPr>
+            <w:r>
+              <w:rPr>
+                <w:rFonts w:ascii="Consolas" w:cs="Consolas" w:eastAsia="Consolas" w:hAnsi="Consolas"/>
+                <w:b/>
+                <w:bCs/>
+                <w:color w:val="1E7A5F"/>
+                <w:sz w:val="20"/>
+                <w:szCs w:val="20"/>
+              </w:rPr>
+              <w:t xml:space="preserve">12</w:t>
+            </w:r>
+          </w:p>
+        </w:tc>
+        <w:tc>
+          <w:tcPr>
+            <w:tcW w:type="dxa" w:w="2246"/>
+            <w:tcBorders>
+              <w:top w:val="single" w:color="D1D5DB" w:sz="4"/>
+              <w:left w:val="none" w:color="FFFFFF" w:sz="0"/>
+              <w:bottom w:val="single" w:color="D1D5DB" w:sz="4"/>
+              <w:right w:val="none" w:color="FFFFFF" w:sz="0"/>
+            </w:tcBorders>
+            <w:tcMar>
+              <w:top w:type="dxa" w:w="100"/>
+              <w:left w:type="dxa" w:w="140"/>
+              <w:bottom w:type="dxa" w:w="100"/>
+              <w:right w:type="dxa" w:w="140"/>
+            </w:tcMar>
+          </w:tcPr>
+          <w:p>
+            <w:pPr>
+              <w:spacing w:after="0"/>
+            </w:pPr>
+            <w:r>
+              <w:rPr>
+                <w:b/>
+                <w:bCs/>
+                <w:color w:val="111827"/>
+                <w:sz w:val="20"/>
+                <w:szCs w:val="20"/>
+              </w:rPr>
+              <w:t xml:space="preserve">Purchase Order</w:t>
+            </w:r>
+          </w:p>
+        </w:tc>
+        <w:tc>
+          <w:tcPr>
+            <w:tcW w:type="dxa" w:w="1123"/>
+            <w:tcBorders>
+              <w:top w:val="single" w:color="D1D5DB" w:sz="4"/>
+              <w:left w:val="none" w:color="FFFFFF" w:sz="0"/>
+              <w:bottom w:val="single" w:color="D1D5DB" w:sz="4"/>
+              <w:right w:val="none" w:color="FFFFFF" w:sz="0"/>
+            </w:tcBorders>
+            <w:tcMar>
+              <w:top w:type="dxa" w:w="100"/>
+              <w:left w:type="dxa" w:w="140"/>
+              <w:bottom w:type="dxa" w:w="100"/>
+              <w:right w:type="dxa" w:w="140"/>
+            </w:tcMar>
+          </w:tcPr>
+          <w:p>
+            <w:pPr>
+              <w:spacing w:after="0"/>
+            </w:pPr>
+            <w:r>
+              <w:rPr>
+                <w:b/>
+                <w:bCs/>
+                <w:color w:val="B08018"/>
+                <w:sz w:val="18"/>
+                <w:szCs w:val="18"/>
+              </w:rPr>
+              <w:t xml:space="preserve">◐ PARTIAL</w:t>
+            </w:r>
+          </w:p>
+        </w:tc>
+        <w:tc>
+          <w:tcPr>
+            <w:tcW w:type="dxa" w:w="4838"/>
+            <w:tcBorders>
+              <w:top w:val="single" w:color="D1D5DB" w:sz="4"/>
+              <w:left w:val="none" w:color="FFFFFF" w:sz="0"/>
+              <w:bottom w:val="single" w:color="D1D5DB" w:sz="4"/>
+              <w:right w:val="none" w:color="FFFFFF" w:sz="0"/>
+            </w:tcBorders>
+            <w:tcMar>
+              <w:top w:type="dxa" w:w="100"/>
+              <w:left w:type="dxa" w:w="140"/>
+              <w:bottom w:type="dxa" w:w="100"/>
+              <w:right w:type="dxa" w:w="140"/>
+            </w:tcMar>
+          </w:tcPr>
+          <w:p>
+            <w:pPr>
+              <w:spacing w:after="0"/>
+            </w:pPr>
+            <w:r>
+              <w:rPr>
+                <w:color w:val="111827"/>
+                <w:sz w:val="20"/>
+                <w:szCs w:val="20"/>
+              </w:rPr>
+              <w:t xml:space="preserve">PO data is READ from SOS via _purchSyncFromSOS() and rendered as history. Writing a NEW PO back into SOS is roadmap — add a POST route on the hnx-sync worker (/sos/purchase-orders POST) and hook _purchCreatePO(compId) on award.</w:t>
+            </w:r>
+          </w:p>
+        </w:tc>
+      </w:tr>
+      <w:tr>
+        <w:tc>
+          <w:tcPr>
+            <w:tcW w:type="dxa" w:w="432"/>
+            <w:tcBorders>
+              <w:top w:val="single" w:color="D1D5DB" w:sz="4"/>
+              <w:left w:val="none" w:color="FFFFFF" w:sz="0"/>
+              <w:bottom w:val="single" w:color="D1D5DB" w:sz="4"/>
+              <w:right w:val="none" w:color="FFFFFF" w:sz="0"/>
+            </w:tcBorders>
+            <w:tcMar>
+              <w:top w:type="dxa" w:w="100"/>
+              <w:left w:type="dxa" w:w="140"/>
+              <w:bottom w:type="dxa" w:w="100"/>
+              <w:right w:type="dxa" w:w="140"/>
+            </w:tcMar>
+          </w:tcPr>
+          <w:p>
+            <w:pPr>
+              <w:spacing w:after="0"/>
+            </w:pPr>
+            <w:r>
+              <w:rPr>
+                <w:rFonts w:ascii="Consolas" w:cs="Consolas" w:eastAsia="Consolas" w:hAnsi="Consolas"/>
+                <w:b/>
+                <w:bCs/>
+                <w:color w:val="1E7A5F"/>
+                <w:sz w:val="20"/>
+                <w:szCs w:val="20"/>
+              </w:rPr>
+              <w:t xml:space="preserve">13</w:t>
+            </w:r>
+          </w:p>
+        </w:tc>
+        <w:tc>
+          <w:tcPr>
+            <w:tcW w:type="dxa" w:w="2246"/>
+            <w:tcBorders>
+              <w:top w:val="single" w:color="D1D5DB" w:sz="4"/>
+              <w:left w:val="none" w:color="FFFFFF" w:sz="0"/>
+              <w:bottom w:val="single" w:color="D1D5DB" w:sz="4"/>
+              <w:right w:val="none" w:color="FFFFFF" w:sz="0"/>
+            </w:tcBorders>
+            <w:tcMar>
+              <w:top w:type="dxa" w:w="100"/>
+              <w:left w:type="dxa" w:w="140"/>
+              <w:bottom w:type="dxa" w:w="100"/>
+              <w:right w:type="dxa" w:w="140"/>
+            </w:tcMar>
+          </w:tcPr>
+          <w:p>
+            <w:pPr>
+              <w:spacing w:after="0"/>
+            </w:pPr>
+            <w:r>
+              <w:rPr>
+                <w:b/>
+                <w:bCs/>
+                <w:color w:val="111827"/>
+                <w:sz w:val="20"/>
+                <w:szCs w:val="20"/>
+              </w:rPr>
+              <w:t xml:space="preserve">Receiving</w:t>
+            </w:r>
+          </w:p>
+        </w:tc>
+        <w:tc>
+          <w:tcPr>
+            <w:tcW w:type="dxa" w:w="1123"/>
+            <w:tcBorders>
+              <w:top w:val="single" w:color="D1D5DB" w:sz="4"/>
+              <w:left w:val="none" w:color="FFFFFF" w:sz="0"/>
+              <w:bottom w:val="single" w:color="D1D5DB" w:sz="4"/>
+              <w:right w:val="none" w:color="FFFFFF" w:sz="0"/>
+            </w:tcBorders>
+            <w:tcMar>
+              <w:top w:type="dxa" w:w="100"/>
+              <w:left w:type="dxa" w:w="140"/>
+              <w:bottom w:type="dxa" w:w="100"/>
+              <w:right w:type="dxa" w:w="140"/>
+            </w:tcMar>
+          </w:tcPr>
+          <w:p>
+            <w:pPr>
+              <w:spacing w:after="0"/>
+            </w:pPr>
+            <w:r>
+              <w:rPr>
+                <w:b/>
+                <w:bCs/>
+                <w:color w:val="B08018"/>
+                <w:sz w:val="18"/>
+                <w:szCs w:val="18"/>
+              </w:rPr>
+              <w:t xml:space="preserve">◐ PARTIAL</w:t>
+            </w:r>
+          </w:p>
+        </w:tc>
+        <w:tc>
+          <w:tcPr>
+            <w:tcW w:type="dxa" w:w="4838"/>
+            <w:tcBorders>
+              <w:top w:val="single" w:color="D1D5DB" w:sz="4"/>
+              <w:left w:val="none" w:color="FFFFFF" w:sz="0"/>
+              <w:bottom w:val="single" w:color="D1D5DB" w:sz="4"/>
+              <w:right w:val="none" w:color="FFFFFF" w:sz="0"/>
+            </w:tcBorders>
+            <w:tcMar>
+              <w:top w:type="dxa" w:w="100"/>
+              <w:left w:type="dxa" w:w="140"/>
+              <w:bottom w:type="dxa" w:w="100"/>
+              <w:right w:type="dxa" w:w="140"/>
+            </w:tcMar>
+          </w:tcPr>
+          <w:p>
+            <w:pPr>
+              <w:spacing w:after="0"/>
+            </w:pPr>
+            <w:r>
+              <w:rPr>
+                <w:color w:val="111827"/>
+                <w:sz w:val="20"/>
+                <w:szCs w:val="20"/>
+              </w:rPr>
+              <w:t xml:space="preserve">Each SOS-imported history row already carries qty + receivedQty; a "partial" status is preserved when the PO is not fully received. A dedicated receiving screen (per-PO checklist, defects/short-shipment log, three-way match indicator) still to build.</w:t>
+            </w:r>
+          </w:p>
+        </w:tc>
+      </w:tr>
+      <w:tr>
+        <w:tc>
+          <w:tcPr>
+            <w:tcW w:type="dxa" w:w="432"/>
+            <w:tcBorders>
+              <w:top w:val="single" w:color="D1D5DB" w:sz="4"/>
+              <w:left w:val="none" w:color="FFFFFF" w:sz="0"/>
+              <w:bottom w:val="single" w:color="D1D5DB" w:sz="4"/>
+              <w:right w:val="none" w:color="FFFFFF" w:sz="0"/>
+            </w:tcBorders>
+            <w:tcMar>
+              <w:top w:type="dxa" w:w="100"/>
+              <w:left w:type="dxa" w:w="140"/>
+              <w:bottom w:type="dxa" w:w="100"/>
+              <w:right w:type="dxa" w:w="140"/>
+            </w:tcMar>
+          </w:tcPr>
+          <w:p>
+            <w:pPr>
+              <w:spacing w:after="0"/>
+            </w:pPr>
+            <w:r>
+              <w:rPr>
+                <w:rFonts w:ascii="Consolas" w:cs="Consolas" w:eastAsia="Consolas" w:hAnsi="Consolas"/>
+                <w:b/>
+                <w:bCs/>
+                <w:color w:val="1E7A5F"/>
+                <w:sz w:val="20"/>
+                <w:szCs w:val="20"/>
+              </w:rPr>
+              <w:t xml:space="preserve">14</w:t>
+            </w:r>
+          </w:p>
+        </w:tc>
+        <w:tc>
+          <w:tcPr>
+            <w:tcW w:type="dxa" w:w="2246"/>
+            <w:tcBorders>
+              <w:top w:val="single" w:color="D1D5DB" w:sz="4"/>
+              <w:left w:val="none" w:color="FFFFFF" w:sz="0"/>
+              <w:bottom w:val="single" w:color="D1D5DB" w:sz="4"/>
+              <w:right w:val="none" w:color="FFFFFF" w:sz="0"/>
+            </w:tcBorders>
+            <w:tcMar>
+              <w:top w:type="dxa" w:w="100"/>
+              <w:left w:type="dxa" w:w="140"/>
+              <w:bottom w:type="dxa" w:w="100"/>
+              <w:right w:type="dxa" w:w="140"/>
+            </w:tcMar>
+          </w:tcPr>
+          <w:p>
+            <w:pPr>
+              <w:spacing w:after="0"/>
+            </w:pPr>
+            <w:r>
+              <w:rPr>
+                <w:b/>
+                <w:bCs/>
+                <w:color w:val="111827"/>
+                <w:sz w:val="20"/>
+                <w:szCs w:val="20"/>
+              </w:rPr>
+              <w:t xml:space="preserve">Supplier Evaluation</w:t>
+            </w:r>
+          </w:p>
+        </w:tc>
+        <w:tc>
+          <w:tcPr>
+            <w:tcW w:type="dxa" w:w="1123"/>
+            <w:tcBorders>
+              <w:top w:val="single" w:color="D1D5DB" w:sz="4"/>
+              <w:left w:val="none" w:color="FFFFFF" w:sz="0"/>
+              <w:bottom w:val="single" w:color="D1D5DB" w:sz="4"/>
+              <w:right w:val="none" w:color="FFFFFF" w:sz="0"/>
+            </w:tcBorders>
+            <w:tcMar>
+              <w:top w:type="dxa" w:w="100"/>
+              <w:left w:type="dxa" w:w="140"/>
+              <w:bottom w:type="dxa" w:w="100"/>
+              <w:right w:type="dxa" w:w="140"/>
+            </w:tcMar>
+          </w:tcPr>
+          <w:p>
+            <w:pPr>
+              <w:spacing w:after="0"/>
+            </w:pPr>
+            <w:r>
+              <w:rPr>
+                <w:b/>
+                <w:bCs/>
+                <w:color w:val="B08018"/>
+                <w:sz w:val="18"/>
+                <w:szCs w:val="18"/>
+              </w:rPr>
+              <w:t xml:space="preserve">◐ PARTIAL</w:t>
+            </w:r>
+          </w:p>
+        </w:tc>
+        <w:tc>
+          <w:tcPr>
+            <w:tcW w:type="dxa" w:w="4838"/>
+            <w:tcBorders>
+              <w:top w:val="single" w:color="D1D5DB" w:sz="4"/>
+              <w:left w:val="none" w:color="FFFFFF" w:sz="0"/>
+              <w:bottom w:val="single" w:color="D1D5DB" w:sz="4"/>
+              <w:right w:val="none" w:color="FFFFFF" w:sz="0"/>
+            </w:tcBorders>
+            <w:tcMar>
+              <w:top w:type="dxa" w:w="100"/>
+              <w:left w:type="dxa" w:w="140"/>
+              <w:bottom w:type="dxa" w:w="100"/>
+              <w:right w:type="dxa" w:w="140"/>
+            </w:tcMar>
+          </w:tcPr>
+          <w:p>
+            <w:pPr>
+              <w:spacing w:after="0"/>
+            </w:pPr>
+            <w:r>
+              <w:rPr>
+                <w:color w:val="111827"/>
+                <w:sz w:val="20"/>
+                <w:szCs w:val="20"/>
+              </w:rPr>
+              <w:t xml:space="preserve">🏭 Suppliers Ledger rolls up orders count, total spend, last purchase, activity status (ACTIVE / DORMANT / NEW). Reliability score exists on the base record. A scheduled quarterly-review page (delivery on-time %, defect rate, price stability, response speed) is roadmap.</w:t>
+            </w:r>
+          </w:p>
+        </w:tc>
+      </w:tr>
+      <w:tr>
+        <w:tc>
+          <w:tcPr>
+            <w:tcW w:type="dxa" w:w="432"/>
+            <w:tcBorders>
+              <w:top w:val="single" w:color="D1D5DB" w:sz="4"/>
+              <w:left w:val="none" w:color="FFFFFF" w:sz="0"/>
+              <w:bottom w:val="single" w:color="D1D5DB" w:sz="4"/>
+              <w:right w:val="none" w:color="FFFFFF" w:sz="0"/>
+            </w:tcBorders>
+            <w:tcMar>
+              <w:top w:type="dxa" w:w="100"/>
+              <w:left w:type="dxa" w:w="140"/>
+              <w:bottom w:type="dxa" w:w="100"/>
+              <w:right w:type="dxa" w:w="140"/>
+            </w:tcMar>
+          </w:tcPr>
+          <w:p>
+            <w:pPr>
+              <w:spacing w:after="0"/>
+            </w:pPr>
+            <w:r>
+              <w:rPr>
+                <w:rFonts w:ascii="Consolas" w:cs="Consolas" w:eastAsia="Consolas" w:hAnsi="Consolas"/>
+                <w:b/>
+                <w:bCs/>
+                <w:color w:val="1E7A5F"/>
+                <w:sz w:val="20"/>
+                <w:szCs w:val="20"/>
+              </w:rPr>
+              <w:t xml:space="preserve">15</w:t>
+            </w:r>
+          </w:p>
+        </w:tc>
+        <w:tc>
+          <w:tcPr>
+            <w:tcW w:type="dxa" w:w="2246"/>
+            <w:tcBorders>
+              <w:top w:val="single" w:color="D1D5DB" w:sz="4"/>
+              <w:left w:val="none" w:color="FFFFFF" w:sz="0"/>
+              <w:bottom w:val="single" w:color="D1D5DB" w:sz="4"/>
+              <w:right w:val="none" w:color="FFFFFF" w:sz="0"/>
+            </w:tcBorders>
+            <w:tcMar>
+              <w:top w:type="dxa" w:w="100"/>
+              <w:left w:type="dxa" w:w="140"/>
+              <w:bottom w:type="dxa" w:w="100"/>
+              <w:right w:type="dxa" w:w="140"/>
+            </w:tcMar>
+          </w:tcPr>
+          <w:p>
+            <w:pPr>
+              <w:spacing w:after="0"/>
+            </w:pPr>
+            <w:r>
+              <w:rPr>
+                <w:b/>
+                <w:bCs/>
+                <w:color w:val="111827"/>
+                <w:sz w:val="20"/>
+                <w:szCs w:val="20"/>
+              </w:rPr>
+              <w:t xml:space="preserve">Reports</w:t>
+            </w:r>
+          </w:p>
+        </w:tc>
+        <w:tc>
+          <w:tcPr>
+            <w:tcW w:type="dxa" w:w="1123"/>
+            <w:tcBorders>
+              <w:top w:val="single" w:color="D1D5DB" w:sz="4"/>
+              <w:left w:val="none" w:color="FFFFFF" w:sz="0"/>
+              <w:bottom w:val="single" w:color="D1D5DB" w:sz="4"/>
+              <w:right w:val="none" w:color="FFFFFF" w:sz="0"/>
+            </w:tcBorders>
+            <w:tcMar>
+              <w:top w:type="dxa" w:w="100"/>
+              <w:left w:type="dxa" w:w="140"/>
+              <w:bottom w:type="dxa" w:w="100"/>
+              <w:right w:type="dxa" w:w="140"/>
+            </w:tcMar>
+          </w:tcPr>
+          <w:p>
+            <w:pPr>
+              <w:spacing w:after="0"/>
+            </w:pPr>
+            <w:r>
+              <w:rPr>
+                <w:b/>
+                <w:bCs/>
+                <w:color w:val="B08018"/>
+                <w:sz w:val="18"/>
+                <w:szCs w:val="18"/>
+              </w:rPr>
+              <w:t xml:space="preserve">◐ PARTIAL</w:t>
+            </w:r>
+          </w:p>
+        </w:tc>
+        <w:tc>
+          <w:tcPr>
+            <w:tcW w:type="dxa" w:w="4838"/>
+            <w:tcBorders>
+              <w:top w:val="single" w:color="D1D5DB" w:sz="4"/>
+              <w:left w:val="none" w:color="FFFFFF" w:sz="0"/>
+              <w:bottom w:val="single" w:color="D1D5DB" w:sz="4"/>
+              <w:right w:val="none" w:color="FFFFFF" w:sz="0"/>
+            </w:tcBorders>
+            <w:tcMar>
+              <w:top w:type="dxa" w:w="100"/>
+              <w:left w:type="dxa" w:w="140"/>
+              <w:bottom w:type="dxa" w:w="100"/>
+              <w:right w:type="dxa" w:w="140"/>
+            </w:tcMar>
+          </w:tcPr>
+          <w:p>
+            <w:pPr>
+              <w:spacing w:after="0"/>
+            </w:pPr>
+            <w:r>
+              <w:rPr>
+                <w:color w:val="111827"/>
+                <w:sz w:val="20"/>
+                <w:szCs w:val="20"/>
+              </w:rPr>
+              <w:t xml:space="preserve">CSV export of purchase history is wired (source, status, ref, receivedQty columns included). A dedicated Reports screen with saved views + charts (spend by supplier, spend by category, price variance vs baseline, reply-rate by supplier) is roadmap.</w:t>
+            </w:r>
+          </w:p>
+        </w:tc>
+      </w:tr>
+      <w:tr>
+        <w:tc>
+          <w:tcPr>
+            <w:tcW w:type="dxa" w:w="432"/>
+            <w:tcBorders>
+              <w:top w:val="single" w:color="D1D5DB" w:sz="4"/>
+              <w:left w:val="none" w:color="FFFFFF" w:sz="0"/>
+              <w:bottom w:val="single" w:color="D1D5DB" w:sz="4"/>
+              <w:right w:val="none" w:color="FFFFFF" w:sz="0"/>
+            </w:tcBorders>
+            <w:tcMar>
+              <w:top w:type="dxa" w:w="100"/>
+              <w:left w:type="dxa" w:w="140"/>
+              <w:bottom w:type="dxa" w:w="100"/>
+              <w:right w:type="dxa" w:w="140"/>
+            </w:tcMar>
+          </w:tcPr>
+          <w:p>
+            <w:pPr>
+              <w:spacing w:after="0"/>
+            </w:pPr>
+            <w:r>
+              <w:rPr>
+                <w:rFonts w:ascii="Consolas" w:cs="Consolas" w:eastAsia="Consolas" w:hAnsi="Consolas"/>
+                <w:b/>
+                <w:bCs/>
+                <w:color w:val="1E7A5F"/>
+                <w:sz w:val="20"/>
+                <w:szCs w:val="20"/>
+              </w:rPr>
+              <w:t xml:space="preserve">16</w:t>
+            </w:r>
+          </w:p>
+        </w:tc>
+        <w:tc>
+          <w:tcPr>
+            <w:tcW w:type="dxa" w:w="2246"/>
+            <w:tcBorders>
+              <w:top w:val="single" w:color="D1D5DB" w:sz="4"/>
+              <w:left w:val="none" w:color="FFFFFF" w:sz="0"/>
+              <w:bottom w:val="single" w:color="D1D5DB" w:sz="4"/>
+              <w:right w:val="none" w:color="FFFFFF" w:sz="0"/>
+            </w:tcBorders>
+            <w:tcMar>
+              <w:top w:type="dxa" w:w="100"/>
+              <w:left w:type="dxa" w:w="140"/>
+              <w:bottom w:type="dxa" w:w="100"/>
+              <w:right w:type="dxa" w:w="140"/>
+            </w:tcMar>
+          </w:tcPr>
+          <w:p>
+            <w:pPr>
+              <w:spacing w:after="0"/>
+            </w:pPr>
+            <w:r>
+              <w:rPr>
+                <w:b/>
+                <w:bCs/>
+                <w:color w:val="111827"/>
+                <w:sz w:val="20"/>
+                <w:szCs w:val="20"/>
+              </w:rPr>
+              <w:t xml:space="preserve">Security &amp; Audit</w:t>
+            </w:r>
+          </w:p>
+        </w:tc>
+        <w:tc>
+          <w:tcPr>
+            <w:tcW w:type="dxa" w:w="1123"/>
+            <w:tcBorders>
+              <w:top w:val="single" w:color="D1D5DB" w:sz="4"/>
+              <w:left w:val="none" w:color="FFFFFF" w:sz="0"/>
+              <w:bottom w:val="single" w:color="D1D5DB" w:sz="4"/>
+              <w:right w:val="none" w:color="FFFFFF" w:sz="0"/>
+            </w:tcBorders>
+            <w:tcMar>
+              <w:top w:type="dxa" w:w="100"/>
+              <w:left w:type="dxa" w:w="140"/>
+              <w:bottom w:type="dxa" w:w="100"/>
+              <w:right w:type="dxa" w:w="140"/>
+            </w:tcMar>
+          </w:tcPr>
+          <w:p>
+            <w:pPr>
+              <w:spacing w:after="0"/>
+            </w:pPr>
+            <w:r>
+              <w:rPr>
+                <w:b/>
+                <w:bCs/>
+                <w:color w:val="B08018"/>
+                <w:sz w:val="18"/>
+                <w:szCs w:val="18"/>
+              </w:rPr>
+              <w:t xml:space="preserve">◐ PARTIAL</w:t>
+            </w:r>
+          </w:p>
+        </w:tc>
+        <w:tc>
+          <w:tcPr>
+            <w:tcW w:type="dxa" w:w="4838"/>
+            <w:tcBorders>
+              <w:top w:val="single" w:color="D1D5DB" w:sz="4"/>
+              <w:left w:val="none" w:color="FFFFFF" w:sz="0"/>
+              <w:bottom w:val="single" w:color="D1D5DB" w:sz="4"/>
+              <w:right w:val="none" w:color="FFFFFF" w:sz="0"/>
+            </w:tcBorders>
+            <w:tcMar>
+              <w:top w:type="dxa" w:w="100"/>
+              <w:left w:type="dxa" w:w="140"/>
+              <w:bottom w:type="dxa" w:w="100"/>
+              <w:right w:type="dxa" w:w="140"/>
+            </w:tcMar>
+          </w:tcPr>
+          <w:p>
+            <w:pPr>
+              <w:spacing w:after="0"/>
+            </w:pPr>
+            <w:r>
+              <w:rPr>
+                <w:color w:val="111827"/>
+                <w:sz w:val="20"/>
+                <w:szCs w:val="20"/>
+              </w:rPr>
+              <w:t xml:space="preserve">Immutability of SOS-imported rows and of RFQ dispatch data is enforced in _purchDeleteHistory() and _purchOutreachSetResponse(). Every write stamps requester from getCurrentUser(). A dedicated audit trail viewer (who/what/when timeline, filterable) still to build. See §12 for the encryption + MFA + role notes.</w:t>
+            </w:r>
+          </w:p>
+        </w:tc>
+      </w:tr>
+    </w:tbl>
+    <w:p>
+      <w:pPr>
+        <w:pStyle w:val="Heading3"/>
+        <w:spacing w:after="80" w:before="200"/>
+      </w:pPr>
+      <w:r>
+        <w:rPr>
+          <w:b/>
+          <w:bCs/>
+          <w:color w:val="1E7A5F"/>
+          <w:sz w:val="24"/>
+          <w:szCs w:val="24"/>
+        </w:rPr>
+        <w:t xml:space="preserve">2.2  Core integrations (5)</w:t>
+      </w:r>
+    </w:p>
+    <w:tbl>
+      <w:tblPr>
+        <w:tblW w:type="dxa" w:w="8640"/>
+        <w:tblBorders>
+          <w:top w:val="single" w:color="auto" w:sz="4"/>
+          <w:left w:val="single" w:color="auto" w:sz="4"/>
+          <w:bottom w:val="single" w:color="auto" w:sz="4"/>
+          <w:right w:val="single" w:color="auto" w:sz="4"/>
+          <w:insideH w:val="single" w:color="auto" w:sz="4"/>
+          <w:insideV w:val="single" w:color="auto" w:sz="4"/>
+        </w:tblBorders>
+      </w:tblPr>
+      <w:tblGrid>
+        <w:gridCol w:w="1901"/>
+        <w:gridCol w:w="1296"/>
+        <w:gridCol w:w="5443"/>
+      </w:tblGrid>
+      <w:tr>
+        <w:tc>
+          <w:tcPr>
+            <w:tcW w:type="dxa" w:w="1901"/>
+            <w:tcBorders>
+              <w:top w:val="single" w:color="111827" w:sz="8"/>
+              <w:left w:val="none" w:color="FFFFFF" w:sz="0"/>
+              <w:bottom w:val="single" w:color="111827" w:sz="8"/>
+              <w:right w:val="none" w:color="FFFFFF" w:sz="0"/>
+            </w:tcBorders>
+            <w:shd w:fill="EEF1EA" w:color="auto" w:val="clear"/>
+            <w:tcMar>
+              <w:top w:type="dxa" w:w="100"/>
+              <w:left w:type="dxa" w:w="140"/>
+              <w:bottom w:type="dxa" w:w="100"/>
+              <w:right w:type="dxa" w:w="140"/>
+            </w:tcMar>
+          </w:tcPr>
+          <w:p>
+            <w:pPr>
+              <w:spacing w:after="0"/>
+            </w:pPr>
+            <w:r>
+              <w:rPr>
+                <w:b/>
+                <w:bCs/>
+                <w:caps/>
+                <w:color w:val="111827"/>
+                <w:sz w:val="18"/>
+                <w:szCs w:val="18"/>
+              </w:rPr>
+              <w:t xml:space="preserve">Integration</w:t>
+            </w:r>
+          </w:p>
+        </w:tc>
+        <w:tc>
+          <w:tcPr>
+            <w:tcW w:type="dxa" w:w="1296"/>
+            <w:tcBorders>
+              <w:top w:val="single" w:color="111827" w:sz="8"/>
+              <w:left w:val="none" w:color="FFFFFF" w:sz="0"/>
+              <w:bottom w:val="single" w:color="111827" w:sz="8"/>
+              <w:right w:val="none" w:color="FFFFFF" w:sz="0"/>
+            </w:tcBorders>
+            <w:shd w:fill="EEF1EA" w:color="auto" w:val="clear"/>
+            <w:tcMar>
+              <w:top w:type="dxa" w:w="100"/>
+              <w:left w:type="dxa" w:w="140"/>
+              <w:bottom w:type="dxa" w:w="100"/>
+              <w:right w:type="dxa" w:w="140"/>
+            </w:tcMar>
+          </w:tcPr>
+          <w:p>
+            <w:pPr>
+              <w:spacing w:after="0"/>
+            </w:pPr>
+            <w:r>
+              <w:rPr>
+                <w:b/>
+                <w:bCs/>
+                <w:caps/>
+                <w:color w:val="111827"/>
+                <w:sz w:val="18"/>
+                <w:szCs w:val="18"/>
+              </w:rPr>
+              <w:t xml:space="preserve">Status</w:t>
+            </w:r>
+          </w:p>
+        </w:tc>
+        <w:tc>
+          <w:tcPr>
+            <w:tcW w:type="dxa" w:w="5443"/>
+            <w:tcBorders>
+              <w:top w:val="single" w:color="111827" w:sz="8"/>
+              <w:left w:val="none" w:color="FFFFFF" w:sz="0"/>
+              <w:bottom w:val="single" w:color="111827" w:sz="8"/>
+              <w:right w:val="none" w:color="FFFFFF" w:sz="0"/>
+            </w:tcBorders>
+            <w:shd w:fill="EEF1EA" w:color="auto" w:val="clear"/>
+            <w:tcMar>
+              <w:top w:type="dxa" w:w="100"/>
+              <w:left w:type="dxa" w:w="140"/>
+              <w:bottom w:type="dxa" w:w="100"/>
+              <w:right w:type="dxa" w:w="140"/>
+            </w:tcMar>
+          </w:tcPr>
+          <w:p>
+            <w:pPr>
+              <w:spacing w:after="0"/>
+            </w:pPr>
+            <w:r>
+              <w:rPr>
+                <w:b/>
+                <w:bCs/>
+                <w:caps/>
+                <w:color w:val="111827"/>
+                <w:sz w:val="18"/>
+                <w:szCs w:val="18"/>
+              </w:rPr>
+              <w:t xml:space="preserve">How it wires in</w:t>
+            </w:r>
+          </w:p>
+        </w:tc>
+      </w:tr>
+      <w:tr>
+        <w:tc>
+          <w:tcPr>
+            <w:tcW w:type="dxa" w:w="1901"/>
+            <w:tcBorders>
+              <w:top w:val="single" w:color="D1D5DB" w:sz="4"/>
+              <w:left w:val="none" w:color="FFFFFF" w:sz="0"/>
+              <w:bottom w:val="single" w:color="D1D5DB" w:sz="4"/>
+              <w:right w:val="none" w:color="FFFFFF" w:sz="0"/>
+            </w:tcBorders>
+            <w:tcMar>
+              <w:top w:type="dxa" w:w="100"/>
+              <w:left w:type="dxa" w:w="140"/>
+              <w:bottom w:type="dxa" w:w="100"/>
+              <w:right w:type="dxa" w:w="140"/>
+            </w:tcMar>
+          </w:tcPr>
+          <w:p>
+            <w:pPr>
+              <w:spacing w:after="0"/>
+            </w:pPr>
+            <w:r>
+              <w:rPr>
+                <w:b/>
+                <w:bCs/>
+                <w:color w:val="111827"/>
+                <w:sz w:val="20"/>
+                <w:szCs w:val="20"/>
+              </w:rPr>
+              <w:t xml:space="preserve">SOS Inventory</w:t>
+            </w:r>
+          </w:p>
+        </w:tc>
+        <w:tc>
+          <w:tcPr>
+            <w:tcW w:type="dxa" w:w="1296"/>
+            <w:tcBorders>
+              <w:top w:val="single" w:color="D1D5DB" w:sz="4"/>
+              <w:left w:val="none" w:color="FFFFFF" w:sz="0"/>
+              <w:bottom w:val="single" w:color="D1D5DB" w:sz="4"/>
+              <w:right w:val="none" w:color="FFFFFF" w:sz="0"/>
+            </w:tcBorders>
+            <w:tcMar>
+              <w:top w:type="dxa" w:w="100"/>
+              <w:left w:type="dxa" w:w="140"/>
+              <w:bottom w:type="dxa" w:w="100"/>
+              <w:right w:type="dxa" w:w="140"/>
+            </w:tcMar>
+          </w:tcPr>
+          <w:p>
+            <w:pPr>
+              <w:spacing w:after="0"/>
+            </w:pPr>
+            <w:r>
+              <w:rPr>
+                <w:b/>
+                <w:bCs/>
+                <w:color w:val="1E7A5F"/>
+                <w:sz w:val="18"/>
+                <w:szCs w:val="18"/>
+              </w:rPr>
+              <w:t xml:space="preserve">✓ DONE</w:t>
+            </w:r>
+          </w:p>
+        </w:tc>
+        <w:tc>
+          <w:tcPr>
+            <w:tcW w:type="dxa" w:w="5443"/>
+            <w:tcBorders>
+              <w:top w:val="single" w:color="D1D5DB" w:sz="4"/>
+              <w:left w:val="none" w:color="FFFFFF" w:sz="0"/>
+              <w:bottom w:val="single" w:color="D1D5DB" w:sz="4"/>
+              <w:right w:val="none" w:color="FFFFFF" w:sz="0"/>
+            </w:tcBorders>
+            <w:tcMar>
+              <w:top w:type="dxa" w:w="100"/>
+              <w:left w:type="dxa" w:w="140"/>
+              <w:bottom w:type="dxa" w:w="100"/>
+              <w:right w:type="dxa" w:w="140"/>
+            </w:tcMar>
+          </w:tcPr>
+          <w:p>
+            <w:pPr>
+              <w:spacing w:after="0"/>
+            </w:pPr>
+            <w:r>
+              <w:rPr>
+                <w:color w:val="111827"/>
+                <w:sz w:val="20"/>
+                <w:szCs w:val="20"/>
+              </w:rPr>
+              <w:t xml:space="preserve">Read via window.__hnxApi("/sos/purchase-orders") for PO history import; window.__hnxSos.getItems() for the item hint row + preferred vendor fallback; window.__hnxSos.getMeta() for connection state. Write-back (create PO) roadmap.</w:t>
+            </w:r>
+          </w:p>
+        </w:tc>
+      </w:tr>
+      <w:tr>
+        <w:tc>
+          <w:tcPr>
+            <w:tcW w:type="dxa" w:w="1901"/>
+            <w:tcBorders>
+              <w:top w:val="single" w:color="D1D5DB" w:sz="4"/>
+              <w:left w:val="none" w:color="FFFFFF" w:sz="0"/>
+              <w:bottom w:val="single" w:color="D1D5DB" w:sz="4"/>
+              <w:right w:val="none" w:color="FFFFFF" w:sz="0"/>
+            </w:tcBorders>
+            <w:tcMar>
+              <w:top w:type="dxa" w:w="100"/>
+              <w:left w:type="dxa" w:w="140"/>
+              <w:bottom w:type="dxa" w:w="100"/>
+              <w:right w:type="dxa" w:w="140"/>
+            </w:tcMar>
+          </w:tcPr>
+          <w:p>
+            <w:pPr>
+              <w:spacing w:after="0"/>
+            </w:pPr>
+            <w:r>
+              <w:rPr>
+                <w:b/>
+                <w:bCs/>
+                <w:color w:val="111827"/>
+                <w:sz w:val="20"/>
+                <w:szCs w:val="20"/>
+              </w:rPr>
+              <w:t xml:space="preserve">Email</w:t>
+            </w:r>
+          </w:p>
+        </w:tc>
+        <w:tc>
+          <w:tcPr>
+            <w:tcW w:type="dxa" w:w="1296"/>
+            <w:tcBorders>
+              <w:top w:val="single" w:color="D1D5DB" w:sz="4"/>
+              <w:left w:val="none" w:color="FFFFFF" w:sz="0"/>
+              <w:bottom w:val="single" w:color="D1D5DB" w:sz="4"/>
+              <w:right w:val="none" w:color="FFFFFF" w:sz="0"/>
+            </w:tcBorders>
+            <w:tcMar>
+              <w:top w:type="dxa" w:w="100"/>
+              <w:left w:type="dxa" w:w="140"/>
+              <w:bottom w:type="dxa" w:w="100"/>
+              <w:right w:type="dxa" w:w="140"/>
+            </w:tcMar>
+          </w:tcPr>
+          <w:p>
+            <w:pPr>
+              <w:spacing w:after="0"/>
+            </w:pPr>
+            <w:r>
+              <w:rPr>
+                <w:b/>
+                <w:bCs/>
+                <w:color w:val="1E7A5F"/>
+                <w:sz w:val="18"/>
+                <w:szCs w:val="18"/>
+              </w:rPr>
+              <w:t xml:space="preserve">✓ DONE</w:t>
+            </w:r>
+          </w:p>
+        </w:tc>
+        <w:tc>
+          <w:tcPr>
+            <w:tcW w:type="dxa" w:w="5443"/>
+            <w:tcBorders>
+              <w:top w:val="single" w:color="D1D5DB" w:sz="4"/>
+              <w:left w:val="none" w:color="FFFFFF" w:sz="0"/>
+              <w:bottom w:val="single" w:color="D1D5DB" w:sz="4"/>
+              <w:right w:val="none" w:color="FFFFFF" w:sz="0"/>
+            </w:tcBorders>
+            <w:tcMar>
+              <w:top w:type="dxa" w:w="100"/>
+              <w:left w:type="dxa" w:w="140"/>
+              <w:bottom w:type="dxa" w:w="100"/>
+              <w:right w:type="dxa" w:w="140"/>
+            </w:tcMar>
+          </w:tcPr>
+          <w:p>
+            <w:pPr>
+              <w:spacing w:after="0"/>
+            </w:pPr>
+            <w:r>
+              <w:rPr>
+                <w:color w:val="111827"/>
+                <w:sz w:val="20"/>
+                <w:szCs w:val="20"/>
+              </w:rPr>
+              <w:t xml:space="preserve">Silent send via existing EmailJS integration (_sendViaEmailJs). mailto: fallback when EmailJS not configured. Full body archived in the outreach log.</w:t>
+            </w:r>
+          </w:p>
+        </w:tc>
+      </w:tr>
+      <w:tr>
+        <w:tc>
+          <w:tcPr>
+            <w:tcW w:type="dxa" w:w="1901"/>
+            <w:tcBorders>
+              <w:top w:val="single" w:color="D1D5DB" w:sz="4"/>
+              <w:left w:val="none" w:color="FFFFFF" w:sz="0"/>
+              <w:bottom w:val="single" w:color="D1D5DB" w:sz="4"/>
+              <w:right w:val="none" w:color="FFFFFF" w:sz="0"/>
+            </w:tcBorders>
+            <w:tcMar>
+              <w:top w:type="dxa" w:w="100"/>
+              <w:left w:type="dxa" w:w="140"/>
+              <w:bottom w:type="dxa" w:w="100"/>
+              <w:right w:type="dxa" w:w="140"/>
+            </w:tcMar>
+          </w:tcPr>
+          <w:p>
+            <w:pPr>
+              <w:spacing w:after="0"/>
+            </w:pPr>
+            <w:r>
+              <w:rPr>
+                <w:b/>
+                <w:bCs/>
+                <w:color w:val="111827"/>
+                <w:sz w:val="20"/>
+                <w:szCs w:val="20"/>
+              </w:rPr>
+              <w:t xml:space="preserve">SMS</w:t>
+            </w:r>
+          </w:p>
+        </w:tc>
+        <w:tc>
+          <w:tcPr>
+            <w:tcW w:type="dxa" w:w="1296"/>
+            <w:tcBorders>
+              <w:top w:val="single" w:color="D1D5DB" w:sz="4"/>
+              <w:left w:val="none" w:color="FFFFFF" w:sz="0"/>
+              <w:bottom w:val="single" w:color="D1D5DB" w:sz="4"/>
+              <w:right w:val="none" w:color="FFFFFF" w:sz="0"/>
+            </w:tcBorders>
+            <w:tcMar>
+              <w:top w:type="dxa" w:w="100"/>
+              <w:left w:type="dxa" w:w="140"/>
+              <w:bottom w:type="dxa" w:w="100"/>
+              <w:right w:type="dxa" w:w="140"/>
+            </w:tcMar>
+          </w:tcPr>
+          <w:p>
+            <w:pPr>
+              <w:spacing w:after="0"/>
+            </w:pPr>
+            <w:r>
+              <w:rPr>
+                <w:b/>
+                <w:bCs/>
+                <w:color w:val="1E7A5F"/>
+                <w:sz w:val="18"/>
+                <w:szCs w:val="18"/>
+              </w:rPr>
+              <w:t xml:space="preserve">✓ DONE</w:t>
+            </w:r>
+          </w:p>
+        </w:tc>
+        <w:tc>
+          <w:tcPr>
+            <w:tcW w:type="dxa" w:w="5443"/>
+            <w:tcBorders>
+              <w:top w:val="single" w:color="D1D5DB" w:sz="4"/>
+              <w:left w:val="none" w:color="FFFFFF" w:sz="0"/>
+              <w:bottom w:val="single" w:color="D1D5DB" w:sz="4"/>
+              <w:right w:val="none" w:color="FFFFFF" w:sz="0"/>
+            </w:tcBorders>
+            <w:tcMar>
+              <w:top w:type="dxa" w:w="100"/>
+              <w:left w:type="dxa" w:w="140"/>
+              <w:bottom w:type="dxa" w:w="100"/>
+              <w:right w:type="dxa" w:w="140"/>
+            </w:tcMar>
+          </w:tcPr>
+          <w:p>
+            <w:pPr>
+              <w:spacing w:after="0"/>
+            </w:pPr>
+            <w:r>
+              <w:rPr>
+                <w:color w:val="111827"/>
+                <w:sz w:val="20"/>
+                <w:szCs w:val="20"/>
+              </w:rPr>
+              <w:t xml:space="preserve">Device sms: URL scheme (opens native composer). Silent auto-send is roadmap — Twilio-backed /nexi/sms worker route.</w:t>
+            </w:r>
+          </w:p>
+        </w:tc>
+      </w:tr>
+      <w:tr>
+        <w:tc>
+          <w:tcPr>
+            <w:tcW w:type="dxa" w:w="1901"/>
+            <w:tcBorders>
+              <w:top w:val="single" w:color="D1D5DB" w:sz="4"/>
+              <w:left w:val="none" w:color="FFFFFF" w:sz="0"/>
+              <w:bottom w:val="single" w:color="D1D5DB" w:sz="4"/>
+              <w:right w:val="none" w:color="FFFFFF" w:sz="0"/>
+            </w:tcBorders>
+            <w:tcMar>
+              <w:top w:type="dxa" w:w="100"/>
+              <w:left w:type="dxa" w:w="140"/>
+              <w:bottom w:type="dxa" w:w="100"/>
+              <w:right w:type="dxa" w:w="140"/>
+            </w:tcMar>
+          </w:tcPr>
+          <w:p>
+            <w:pPr>
+              <w:spacing w:after="0"/>
+            </w:pPr>
+            <w:r>
+              <w:rPr>
+                <w:b/>
+                <w:bCs/>
+                <w:color w:val="111827"/>
+                <w:sz w:val="20"/>
+                <w:szCs w:val="20"/>
+              </w:rPr>
+              <w:t xml:space="preserve">Accounting (QB)</w:t>
+            </w:r>
+          </w:p>
+        </w:tc>
+        <w:tc>
+          <w:tcPr>
+            <w:tcW w:type="dxa" w:w="1296"/>
+            <w:tcBorders>
+              <w:top w:val="single" w:color="D1D5DB" w:sz="4"/>
+              <w:left w:val="none" w:color="FFFFFF" w:sz="0"/>
+              <w:bottom w:val="single" w:color="D1D5DB" w:sz="4"/>
+              <w:right w:val="none" w:color="FFFFFF" w:sz="0"/>
+            </w:tcBorders>
+            <w:tcMar>
+              <w:top w:type="dxa" w:w="100"/>
+              <w:left w:type="dxa" w:w="140"/>
+              <w:bottom w:type="dxa" w:w="100"/>
+              <w:right w:type="dxa" w:w="140"/>
+            </w:tcMar>
+          </w:tcPr>
+          <w:p>
+            <w:pPr>
+              <w:spacing w:after="0"/>
+            </w:pPr>
+            <w:r>
+              <w:rPr>
+                <w:b/>
+                <w:bCs/>
+                <w:color w:val="B08018"/>
+                <w:sz w:val="18"/>
+                <w:szCs w:val="18"/>
+              </w:rPr>
+              <w:t xml:space="preserve">◐ PARTIAL</w:t>
+            </w:r>
+          </w:p>
+        </w:tc>
+        <w:tc>
+          <w:tcPr>
+            <w:tcW w:type="dxa" w:w="5443"/>
+            <w:tcBorders>
+              <w:top w:val="single" w:color="D1D5DB" w:sz="4"/>
+              <w:left w:val="none" w:color="FFFFFF" w:sz="0"/>
+              <w:bottom w:val="single" w:color="D1D5DB" w:sz="4"/>
+              <w:right w:val="none" w:color="FFFFFF" w:sz="0"/>
+            </w:tcBorders>
+            <w:tcMar>
+              <w:top w:type="dxa" w:w="100"/>
+              <w:left w:type="dxa" w:w="140"/>
+              <w:bottom w:type="dxa" w:w="100"/>
+              <w:right w:type="dxa" w:w="140"/>
+            </w:tcMar>
+          </w:tcPr>
+          <w:p>
+            <w:pPr>
+              <w:spacing w:after="0"/>
+            </w:pPr>
+            <w:r>
+              <w:rPr>
+                <w:color w:val="111827"/>
+                <w:sz w:val="20"/>
+                <w:szCs w:val="20"/>
+              </w:rPr>
+              <w:t xml:space="preserve">Read hydroPro_acct_qb_v1 for connection-state hint only. Bill-line ingest is roadmap — add a Make scenario for Bills-by-Vendor-with-Lines feeding _purchSyncFromQB(). Comparisons + PO awards will eventually push bill drafts back.</w:t>
+            </w:r>
+          </w:p>
+        </w:tc>
+      </w:tr>
+      <w:tr>
+        <w:tc>
+          <w:tcPr>
+            <w:tcW w:type="dxa" w:w="1901"/>
+            <w:tcBorders>
+              <w:top w:val="single" w:color="D1D5DB" w:sz="4"/>
+              <w:left w:val="none" w:color="FFFFFF" w:sz="0"/>
+              <w:bottom w:val="single" w:color="D1D5DB" w:sz="4"/>
+              <w:right w:val="none" w:color="FFFFFF" w:sz="0"/>
+            </w:tcBorders>
+            <w:tcMar>
+              <w:top w:type="dxa" w:w="100"/>
+              <w:left w:type="dxa" w:w="140"/>
+              <w:bottom w:type="dxa" w:w="100"/>
+              <w:right w:type="dxa" w:w="140"/>
+            </w:tcMar>
+          </w:tcPr>
+          <w:p>
+            <w:pPr>
+              <w:spacing w:after="0"/>
+            </w:pPr>
+            <w:r>
+              <w:rPr>
+                <w:b/>
+                <w:bCs/>
+                <w:color w:val="111827"/>
+                <w:sz w:val="20"/>
+                <w:szCs w:val="20"/>
+              </w:rPr>
+              <w:t xml:space="preserve">AI Recommendation Engine</w:t>
+            </w:r>
+          </w:p>
+        </w:tc>
+        <w:tc>
+          <w:tcPr>
+            <w:tcW w:type="dxa" w:w="1296"/>
+            <w:tcBorders>
+              <w:top w:val="single" w:color="D1D5DB" w:sz="4"/>
+              <w:left w:val="none" w:color="FFFFFF" w:sz="0"/>
+              <w:bottom w:val="single" w:color="D1D5DB" w:sz="4"/>
+              <w:right w:val="none" w:color="FFFFFF" w:sz="0"/>
+            </w:tcBorders>
+            <w:tcMar>
+              <w:top w:type="dxa" w:w="100"/>
+              <w:left w:type="dxa" w:w="140"/>
+              <w:bottom w:type="dxa" w:w="100"/>
+              <w:right w:type="dxa" w:w="140"/>
+            </w:tcMar>
+          </w:tcPr>
+          <w:p>
+            <w:pPr>
+              <w:spacing w:after="0"/>
+            </w:pPr>
+            <w:r>
+              <w:rPr>
+                <w:b/>
+                <w:bCs/>
+                <w:color w:val="1E7A5F"/>
+                <w:sz w:val="18"/>
+                <w:szCs w:val="18"/>
+              </w:rPr>
+              <w:t xml:space="preserve">✓ DONE</w:t>
+            </w:r>
+          </w:p>
+        </w:tc>
+        <w:tc>
+          <w:tcPr>
+            <w:tcW w:type="dxa" w:w="5443"/>
+            <w:tcBorders>
+              <w:top w:val="single" w:color="D1D5DB" w:sz="4"/>
+              <w:left w:val="none" w:color="FFFFFF" w:sz="0"/>
+              <w:bottom w:val="single" w:color="D1D5DB" w:sz="4"/>
+              <w:right w:val="none" w:color="FFFFFF" w:sz="0"/>
+            </w:tcBorders>
+            <w:tcMar>
+              <w:top w:type="dxa" w:w="100"/>
+              <w:left w:type="dxa" w:w="140"/>
+              <w:bottom w:type="dxa" w:w="100"/>
+              <w:right w:type="dxa" w:w="140"/>
+            </w:tcMar>
+          </w:tcPr>
+          <w:p>
+            <w:pPr>
+              <w:spacing w:after="0"/>
+            </w:pPr>
+            <w:r>
+              <w:rPr>
+                <w:color w:val="111827"/>
+                <w:sz w:val="20"/>
+                <w:szCs w:val="20"/>
+              </w:rPr>
+              <w:t xml:space="preserve">Registered as a Nexi domain via registerNexiDomain(). Answers ranked-supplier questions ("who supplies X", "best price on X", "suppliers near me", "supplier reply rate", "how many RFQs sent") over live stored data. See §9.</w:t>
+            </w:r>
+          </w:p>
+        </w:tc>
+      </w:tr>
+    </w:tbl>
+    <w:p>
+      <w:pPr>
+        <w:pStyle w:val="Heading3"/>
+        <w:spacing w:after="80" w:before="200"/>
+      </w:pPr>
+      <w:r>
+        <w:rPr>
+          <w:b/>
+          <w:bCs/>
+          <w:color w:val="1E7A5F"/>
+          <w:sz w:val="24"/>
+          <w:szCs w:val="24"/>
+        </w:rPr>
+        <w:t xml:space="preserve">2.3  Security &amp; audit requirements (6)</w:t>
+      </w:r>
+    </w:p>
+    <w:tbl>
+      <w:tblPr>
+        <w:tblW w:type="dxa" w:w="8640"/>
+        <w:tblBorders>
+          <w:top w:val="single" w:color="auto" w:sz="4"/>
+          <w:left w:val="single" w:color="auto" w:sz="4"/>
+          <w:bottom w:val="single" w:color="auto" w:sz="4"/>
+          <w:right w:val="single" w:color="auto" w:sz="4"/>
+          <w:insideH w:val="single" w:color="auto" w:sz="4"/>
+          <w:insideV w:val="single" w:color="auto" w:sz="4"/>
+        </w:tblBorders>
+      </w:tblPr>
+      <w:tblGrid>
+        <w:gridCol w:w="1901"/>
+        <w:gridCol w:w="1296"/>
+        <w:gridCol w:w="5443"/>
+      </w:tblGrid>
+      <w:tr>
+        <w:tc>
+          <w:tcPr>
+            <w:tcW w:type="dxa" w:w="1901"/>
+            <w:tcBorders>
+              <w:top w:val="single" w:color="111827" w:sz="8"/>
+              <w:left w:val="none" w:color="FFFFFF" w:sz="0"/>
+              <w:bottom w:val="single" w:color="111827" w:sz="8"/>
+              <w:right w:val="none" w:color="FFFFFF" w:sz="0"/>
+            </w:tcBorders>
+            <w:shd w:fill="EEF1EA" w:color="auto" w:val="clear"/>
+            <w:tcMar>
+              <w:top w:type="dxa" w:w="100"/>
+              <w:left w:type="dxa" w:w="140"/>
+              <w:bottom w:type="dxa" w:w="100"/>
+              <w:right w:type="dxa" w:w="140"/>
+            </w:tcMar>
+          </w:tcPr>
+          <w:p>
+            <w:pPr>
+              <w:spacing w:after="0"/>
+            </w:pPr>
+            <w:r>
+              <w:rPr>
+                <w:b/>
+                <w:bCs/>
+                <w:caps/>
+                <w:color w:val="111827"/>
+                <w:sz w:val="18"/>
+                <w:szCs w:val="18"/>
+              </w:rPr>
+              <w:t xml:space="preserve">Requirement</w:t>
+            </w:r>
+          </w:p>
+        </w:tc>
+        <w:tc>
+          <w:tcPr>
+            <w:tcW w:type="dxa" w:w="1296"/>
+            <w:tcBorders>
+              <w:top w:val="single" w:color="111827" w:sz="8"/>
+              <w:left w:val="none" w:color="FFFFFF" w:sz="0"/>
+              <w:bottom w:val="single" w:color="111827" w:sz="8"/>
+              <w:right w:val="none" w:color="FFFFFF" w:sz="0"/>
+            </w:tcBorders>
+            <w:shd w:fill="EEF1EA" w:color="auto" w:val="clear"/>
+            <w:tcMar>
+              <w:top w:type="dxa" w:w="100"/>
+              <w:left w:type="dxa" w:w="140"/>
+              <w:bottom w:type="dxa" w:w="100"/>
+              <w:right w:type="dxa" w:w="140"/>
+            </w:tcMar>
+          </w:tcPr>
+          <w:p>
+            <w:pPr>
+              <w:spacing w:after="0"/>
+            </w:pPr>
+            <w:r>
+              <w:rPr>
+                <w:b/>
+                <w:bCs/>
+                <w:caps/>
+                <w:color w:val="111827"/>
+                <w:sz w:val="18"/>
+                <w:szCs w:val="18"/>
+              </w:rPr>
+              <w:t xml:space="preserve">Status</w:t>
+            </w:r>
+          </w:p>
+        </w:tc>
+        <w:tc>
+          <w:tcPr>
+            <w:tcW w:type="dxa" w:w="5443"/>
+            <w:tcBorders>
+              <w:top w:val="single" w:color="111827" w:sz="8"/>
+              <w:left w:val="none" w:color="FFFFFF" w:sz="0"/>
+              <w:bottom w:val="single" w:color="111827" w:sz="8"/>
+              <w:right w:val="none" w:color="FFFFFF" w:sz="0"/>
+            </w:tcBorders>
+            <w:shd w:fill="EEF1EA" w:color="auto" w:val="clear"/>
+            <w:tcMar>
+              <w:top w:type="dxa" w:w="100"/>
+              <w:left w:type="dxa" w:w="140"/>
+              <w:bottom w:type="dxa" w:w="100"/>
+              <w:right w:type="dxa" w:w="140"/>
+            </w:tcMar>
+          </w:tcPr>
+          <w:p>
+            <w:pPr>
+              <w:spacing w:after="0"/>
+            </w:pPr>
+            <w:r>
+              <w:rPr>
+                <w:b/>
+                <w:bCs/>
+                <w:caps/>
+                <w:color w:val="111827"/>
+                <w:sz w:val="18"/>
+                <w:szCs w:val="18"/>
+              </w:rPr>
+              <w:t xml:space="preserve">How it is met</w:t>
+            </w:r>
+          </w:p>
+        </w:tc>
+      </w:tr>
+      <w:tr>
+        <w:tc>
+          <w:tcPr>
+            <w:tcW w:type="dxa" w:w="1901"/>
+            <w:tcBorders>
+              <w:top w:val="single" w:color="D1D5DB" w:sz="4"/>
+              <w:left w:val="none" w:color="FFFFFF" w:sz="0"/>
+              <w:bottom w:val="single" w:color="D1D5DB" w:sz="4"/>
+              <w:right w:val="none" w:color="FFFFFF" w:sz="0"/>
+            </w:tcBorders>
+            <w:tcMar>
+              <w:top w:type="dxa" w:w="100"/>
+              <w:left w:type="dxa" w:w="140"/>
+              <w:bottom w:type="dxa" w:w="100"/>
+              <w:right w:type="dxa" w:w="140"/>
+            </w:tcMar>
+          </w:tcPr>
+          <w:p>
+            <w:pPr>
+              <w:spacing w:after="0"/>
+            </w:pPr>
+            <w:r>
+              <w:rPr>
+                <w:b/>
+                <w:bCs/>
+                <w:color w:val="111827"/>
+                <w:sz w:val="20"/>
+                <w:szCs w:val="20"/>
+              </w:rPr>
+              <w:t xml:space="preserve">Role-based access</w:t>
+            </w:r>
+          </w:p>
+        </w:tc>
+        <w:tc>
+          <w:tcPr>
+            <w:tcW w:type="dxa" w:w="1296"/>
+            <w:tcBorders>
+              <w:top w:val="single" w:color="D1D5DB" w:sz="4"/>
+              <w:left w:val="none" w:color="FFFFFF" w:sz="0"/>
+              <w:bottom w:val="single" w:color="D1D5DB" w:sz="4"/>
+              <w:right w:val="none" w:color="FFFFFF" w:sz="0"/>
+            </w:tcBorders>
+            <w:tcMar>
+              <w:top w:type="dxa" w:w="100"/>
+              <w:left w:type="dxa" w:w="140"/>
+              <w:bottom w:type="dxa" w:w="100"/>
+              <w:right w:type="dxa" w:w="140"/>
+            </w:tcMar>
+          </w:tcPr>
+          <w:p>
+            <w:pPr>
+              <w:spacing w:after="0"/>
+            </w:pPr>
+            <w:r>
+              <w:rPr>
+                <w:b/>
+                <w:bCs/>
+                <w:color w:val="1E7A5F"/>
+                <w:sz w:val="18"/>
+                <w:szCs w:val="18"/>
+              </w:rPr>
+              <w:t xml:space="preserve">✓ DONE</w:t>
+            </w:r>
+          </w:p>
+        </w:tc>
+        <w:tc>
+          <w:tcPr>
+            <w:tcW w:type="dxa" w:w="5443"/>
+            <w:tcBorders>
+              <w:top w:val="single" w:color="D1D5DB" w:sz="4"/>
+              <w:left w:val="none" w:color="FFFFFF" w:sz="0"/>
+              <w:bottom w:val="single" w:color="D1D5DB" w:sz="4"/>
+              <w:right w:val="none" w:color="FFFFFF" w:sz="0"/>
+            </w:tcBorders>
+            <w:tcMar>
+              <w:top w:type="dxa" w:w="100"/>
+              <w:left w:type="dxa" w:w="140"/>
+              <w:bottom w:type="dxa" w:w="100"/>
+              <w:right w:type="dxa" w:w="140"/>
+            </w:tcMar>
+          </w:tcPr>
+          <w:p>
+            <w:pPr>
+              <w:spacing w:after="0"/>
+            </w:pPr>
+            <w:r>
+              <w:rPr>
+                <w:color w:val="111827"/>
+                <w:sz w:val="20"/>
+                <w:szCs w:val="20"/>
+              </w:rPr>
+              <w:t xml:space="preserve">The Purchasing sub-tab sits inside Accounting and inherits the module's permission gate via VIEW_TO_MODULE / can(). The Accounting role has full manage on this domain; other roles get view-or-none per the existing PERMS engine.</w:t>
+            </w:r>
+          </w:p>
+        </w:tc>
+      </w:tr>
+      <w:tr>
+        <w:tc>
+          <w:tcPr>
+            <w:tcW w:type="dxa" w:w="1901"/>
+            <w:tcBorders>
+              <w:top w:val="single" w:color="D1D5DB" w:sz="4"/>
+              <w:left w:val="none" w:color="FFFFFF" w:sz="0"/>
+              <w:bottom w:val="single" w:color="D1D5DB" w:sz="4"/>
+              <w:right w:val="none" w:color="FFFFFF" w:sz="0"/>
+            </w:tcBorders>
+            <w:tcMar>
+              <w:top w:type="dxa" w:w="100"/>
+              <w:left w:type="dxa" w:w="140"/>
+              <w:bottom w:type="dxa" w:w="100"/>
+              <w:right w:type="dxa" w:w="140"/>
+            </w:tcMar>
+          </w:tcPr>
+          <w:p>
+            <w:pPr>
+              <w:spacing w:after="0"/>
+            </w:pPr>
+            <w:r>
+              <w:rPr>
+                <w:b/>
+                <w:bCs/>
+                <w:color w:val="111827"/>
+                <w:sz w:val="20"/>
+                <w:szCs w:val="20"/>
+              </w:rPr>
+              <w:t xml:space="preserve">MFA</w:t>
+            </w:r>
+          </w:p>
+        </w:tc>
+        <w:tc>
+          <w:tcPr>
+            <w:tcW w:type="dxa" w:w="1296"/>
+            <w:tcBorders>
+              <w:top w:val="single" w:color="D1D5DB" w:sz="4"/>
+              <w:left w:val="none" w:color="FFFFFF" w:sz="0"/>
+              <w:bottom w:val="single" w:color="D1D5DB" w:sz="4"/>
+              <w:right w:val="none" w:color="FFFFFF" w:sz="0"/>
+            </w:tcBorders>
+            <w:tcMar>
+              <w:top w:type="dxa" w:w="100"/>
+              <w:left w:type="dxa" w:w="140"/>
+              <w:bottom w:type="dxa" w:w="100"/>
+              <w:right w:type="dxa" w:w="140"/>
+            </w:tcMar>
+          </w:tcPr>
+          <w:p>
+            <w:pPr>
+              <w:spacing w:after="0"/>
+            </w:pPr>
+            <w:r>
+              <w:rPr>
+                <w:b/>
+                <w:bCs/>
+                <w:color w:val="6B7280"/>
+                <w:sz w:val="18"/>
+                <w:szCs w:val="18"/>
+              </w:rPr>
+              <w:t xml:space="preserve">⬚ ROADMAP</w:t>
+            </w:r>
+          </w:p>
+        </w:tc>
+        <w:tc>
+          <w:tcPr>
+            <w:tcW w:type="dxa" w:w="5443"/>
+            <w:tcBorders>
+              <w:top w:val="single" w:color="D1D5DB" w:sz="4"/>
+              <w:left w:val="none" w:color="FFFFFF" w:sz="0"/>
+              <w:bottom w:val="single" w:color="D1D5DB" w:sz="4"/>
+              <w:right w:val="none" w:color="FFFFFF" w:sz="0"/>
+            </w:tcBorders>
+            <w:tcMar>
+              <w:top w:type="dxa" w:w="100"/>
+              <w:left w:type="dxa" w:w="140"/>
+              <w:bottom w:type="dxa" w:w="100"/>
+              <w:right w:type="dxa" w:w="140"/>
+            </w:tcMar>
+          </w:tcPr>
+          <w:p>
+            <w:pPr>
+              <w:spacing w:after="0"/>
+            </w:pPr>
+            <w:r>
+              <w:rPr>
+                <w:color w:val="111827"/>
+                <w:sz w:val="20"/>
+                <w:szCs w:val="20"/>
+              </w:rPr>
+              <w:t xml:space="preserve">Session/MFA is an app-wide concern (currently handled by the cloud-login worker for staff sign-in). No purchasing-specific MFA prompt exists on award/send — recommended to add a step-up MFA prompt before _purchAward() when order value &gt; large-threshold.</w:t>
+            </w:r>
+          </w:p>
+        </w:tc>
+      </w:tr>
+      <w:tr>
+        <w:tc>
+          <w:tcPr>
+            <w:tcW w:type="dxa" w:w="1901"/>
+            <w:tcBorders>
+              <w:top w:val="single" w:color="D1D5DB" w:sz="4"/>
+              <w:left w:val="none" w:color="FFFFFF" w:sz="0"/>
+              <w:bottom w:val="single" w:color="D1D5DB" w:sz="4"/>
+              <w:right w:val="none" w:color="FFFFFF" w:sz="0"/>
+            </w:tcBorders>
+            <w:tcMar>
+              <w:top w:type="dxa" w:w="100"/>
+              <w:left w:type="dxa" w:w="140"/>
+              <w:bottom w:type="dxa" w:w="100"/>
+              <w:right w:type="dxa" w:w="140"/>
+            </w:tcMar>
+          </w:tcPr>
+          <w:p>
+            <w:pPr>
+              <w:spacing w:after="0"/>
+            </w:pPr>
+            <w:r>
+              <w:rPr>
+                <w:b/>
+                <w:bCs/>
+                <w:color w:val="111827"/>
+                <w:sz w:val="20"/>
+                <w:szCs w:val="20"/>
+              </w:rPr>
+              <w:t xml:space="preserve">Audit trail</w:t>
+            </w:r>
+          </w:p>
+        </w:tc>
+        <w:tc>
+          <w:tcPr>
+            <w:tcW w:type="dxa" w:w="1296"/>
+            <w:tcBorders>
+              <w:top w:val="single" w:color="D1D5DB" w:sz="4"/>
+              <w:left w:val="none" w:color="FFFFFF" w:sz="0"/>
+              <w:bottom w:val="single" w:color="D1D5DB" w:sz="4"/>
+              <w:right w:val="none" w:color="FFFFFF" w:sz="0"/>
+            </w:tcBorders>
+            <w:tcMar>
+              <w:top w:type="dxa" w:w="100"/>
+              <w:left w:type="dxa" w:w="140"/>
+              <w:bottom w:type="dxa" w:w="100"/>
+              <w:right w:type="dxa" w:w="140"/>
+            </w:tcMar>
+          </w:tcPr>
+          <w:p>
+            <w:pPr>
+              <w:spacing w:after="0"/>
+            </w:pPr>
+            <w:r>
+              <w:rPr>
+                <w:b/>
+                <w:bCs/>
+                <w:color w:val="B08018"/>
+                <w:sz w:val="18"/>
+                <w:szCs w:val="18"/>
+              </w:rPr>
+              <w:t xml:space="preserve">◐ PARTIAL</w:t>
+            </w:r>
+          </w:p>
+        </w:tc>
+        <w:tc>
+          <w:tcPr>
+            <w:tcW w:type="dxa" w:w="5443"/>
+            <w:tcBorders>
+              <w:top w:val="single" w:color="D1D5DB" w:sz="4"/>
+              <w:left w:val="none" w:color="FFFFFF" w:sz="0"/>
+              <w:bottom w:val="single" w:color="D1D5DB" w:sz="4"/>
+              <w:right w:val="none" w:color="FFFFFF" w:sz="0"/>
+            </w:tcBorders>
+            <w:tcMar>
+              <w:top w:type="dxa" w:w="100"/>
+              <w:left w:type="dxa" w:w="140"/>
+              <w:bottom w:type="dxa" w:w="100"/>
+              <w:right w:type="dxa" w:w="140"/>
+            </w:tcMar>
+          </w:tcPr>
+          <w:p>
+            <w:pPr>
+              <w:spacing w:after="0"/>
+            </w:pPr>
+            <w:r>
+              <w:rPr>
+                <w:color w:val="111827"/>
+                <w:sz w:val="20"/>
+                <w:szCs w:val="20"/>
+              </w:rPr>
+              <w:t xml:space="preserve">Every write carries createdAt / updatedAt / updatedBy where the app already has that pattern. Outreach rows are immutable after dispatch (only response fields editable). Dedicated audit viewer TBD — reuse the existing hydroPro_audit_log renderer.</w:t>
+            </w:r>
+          </w:p>
+        </w:tc>
+      </w:tr>
+      <w:tr>
+        <w:tc>
+          <w:tcPr>
+            <w:tcW w:type="dxa" w:w="1901"/>
+            <w:tcBorders>
+              <w:top w:val="single" w:color="D1D5DB" w:sz="4"/>
+              <w:left w:val="none" w:color="FFFFFF" w:sz="0"/>
+              <w:bottom w:val="single" w:color="D1D5DB" w:sz="4"/>
+              <w:right w:val="none" w:color="FFFFFF" w:sz="0"/>
+            </w:tcBorders>
+            <w:tcMar>
+              <w:top w:type="dxa" w:w="100"/>
+              <w:left w:type="dxa" w:w="140"/>
+              <w:bottom w:type="dxa" w:w="100"/>
+              <w:right w:type="dxa" w:w="140"/>
+            </w:tcMar>
+          </w:tcPr>
+          <w:p>
+            <w:pPr>
+              <w:spacing w:after="0"/>
+            </w:pPr>
+            <w:r>
+              <w:rPr>
+                <w:b/>
+                <w:bCs/>
+                <w:color w:val="111827"/>
+                <w:sz w:val="20"/>
+                <w:szCs w:val="20"/>
+              </w:rPr>
+              <w:t xml:space="preserve">Encryption</w:t>
+            </w:r>
+          </w:p>
+        </w:tc>
+        <w:tc>
+          <w:tcPr>
+            <w:tcW w:type="dxa" w:w="1296"/>
+            <w:tcBorders>
+              <w:top w:val="single" w:color="D1D5DB" w:sz="4"/>
+              <w:left w:val="none" w:color="FFFFFF" w:sz="0"/>
+              <w:bottom w:val="single" w:color="D1D5DB" w:sz="4"/>
+              <w:right w:val="none" w:color="FFFFFF" w:sz="0"/>
+            </w:tcBorders>
+            <w:tcMar>
+              <w:top w:type="dxa" w:w="100"/>
+              <w:left w:type="dxa" w:w="140"/>
+              <w:bottom w:type="dxa" w:w="100"/>
+              <w:right w:type="dxa" w:w="140"/>
+            </w:tcMar>
+          </w:tcPr>
+          <w:p>
+            <w:pPr>
+              <w:spacing w:after="0"/>
+            </w:pPr>
+            <w:r>
+              <w:rPr>
+                <w:b/>
+                <w:bCs/>
+                <w:color w:val="6B7280"/>
+                <w:sz w:val="18"/>
+                <w:szCs w:val="18"/>
+              </w:rPr>
+              <w:t xml:space="preserve">⬚ ROADMAP</w:t>
+            </w:r>
+          </w:p>
+        </w:tc>
+        <w:tc>
+          <w:tcPr>
+            <w:tcW w:type="dxa" w:w="5443"/>
+            <w:tcBorders>
+              <w:top w:val="single" w:color="D1D5DB" w:sz="4"/>
+              <w:left w:val="none" w:color="FFFFFF" w:sz="0"/>
+              <w:bottom w:val="single" w:color="D1D5DB" w:sz="4"/>
+              <w:right w:val="none" w:color="FFFFFF" w:sz="0"/>
+            </w:tcBorders>
+            <w:tcMar>
+              <w:top w:type="dxa" w:w="100"/>
+              <w:left w:type="dxa" w:w="140"/>
+              <w:bottom w:type="dxa" w:w="100"/>
+              <w:right w:type="dxa" w:w="140"/>
+            </w:tcMar>
+          </w:tcPr>
+          <w:p>
+            <w:pPr>
+              <w:spacing w:after="0"/>
+            </w:pPr>
+            <w:r>
+              <w:rPr>
+                <w:color w:val="111827"/>
+                <w:sz w:val="20"/>
+                <w:szCs w:val="20"/>
+              </w:rPr>
+              <w:t xml:space="preserve">localStorage is not encrypted at rest. For sensitive supplier data recommend either (a) migrating to the app's existing IndexedDB store with a per-user derived key, or (b) proxying reads through the hnx-sync worker with encrypted server-side storage.</w:t>
+            </w:r>
+          </w:p>
+        </w:tc>
+      </w:tr>
+      <w:tr>
+        <w:tc>
+          <w:tcPr>
+            <w:tcW w:type="dxa" w:w="1901"/>
+            <w:tcBorders>
+              <w:top w:val="single" w:color="D1D5DB" w:sz="4"/>
+              <w:left w:val="none" w:color="FFFFFF" w:sz="0"/>
+              <w:bottom w:val="single" w:color="D1D5DB" w:sz="4"/>
+              <w:right w:val="none" w:color="FFFFFF" w:sz="0"/>
+            </w:tcBorders>
+            <w:tcMar>
+              <w:top w:type="dxa" w:w="100"/>
+              <w:left w:type="dxa" w:w="140"/>
+              <w:bottom w:type="dxa" w:w="100"/>
+              <w:right w:type="dxa" w:w="140"/>
+            </w:tcMar>
+          </w:tcPr>
+          <w:p>
+            <w:pPr>
+              <w:spacing w:after="0"/>
+            </w:pPr>
+            <w:r>
+              <w:rPr>
+                <w:b/>
+                <w:bCs/>
+                <w:color w:val="111827"/>
+                <w:sz w:val="20"/>
+                <w:szCs w:val="20"/>
+              </w:rPr>
+              <w:t xml:space="preserve">Approval limits</w:t>
+            </w:r>
+          </w:p>
+        </w:tc>
+        <w:tc>
+          <w:tcPr>
+            <w:tcW w:type="dxa" w:w="1296"/>
+            <w:tcBorders>
+              <w:top w:val="single" w:color="D1D5DB" w:sz="4"/>
+              <w:left w:val="none" w:color="FFFFFF" w:sz="0"/>
+              <w:bottom w:val="single" w:color="D1D5DB" w:sz="4"/>
+              <w:right w:val="none" w:color="FFFFFF" w:sz="0"/>
+            </w:tcBorders>
+            <w:tcMar>
+              <w:top w:type="dxa" w:w="100"/>
+              <w:left w:type="dxa" w:w="140"/>
+              <w:bottom w:type="dxa" w:w="100"/>
+              <w:right w:type="dxa" w:w="140"/>
+            </w:tcMar>
+          </w:tcPr>
+          <w:p>
+            <w:pPr>
+              <w:spacing w:after="0"/>
+            </w:pPr>
+            <w:r>
+              <w:rPr>
+                <w:b/>
+                <w:bCs/>
+                <w:color w:val="6B7280"/>
+                <w:sz w:val="18"/>
+                <w:szCs w:val="18"/>
+              </w:rPr>
+              <w:t xml:space="preserve">⬚ ROADMAP</w:t>
+            </w:r>
+          </w:p>
+        </w:tc>
+        <w:tc>
+          <w:tcPr>
+            <w:tcW w:type="dxa" w:w="5443"/>
+            <w:tcBorders>
+              <w:top w:val="single" w:color="D1D5DB" w:sz="4"/>
+              <w:left w:val="none" w:color="FFFFFF" w:sz="0"/>
+              <w:bottom w:val="single" w:color="D1D5DB" w:sz="4"/>
+              <w:right w:val="none" w:color="FFFFFF" w:sz="0"/>
+            </w:tcBorders>
+            <w:tcMar>
+              <w:top w:type="dxa" w:w="100"/>
+              <w:left w:type="dxa" w:w="140"/>
+              <w:bottom w:type="dxa" w:w="100"/>
+              <w:right w:type="dxa" w:w="140"/>
+            </w:tcMar>
+          </w:tcPr>
+          <w:p>
+            <w:pPr>
+              <w:spacing w:after="0"/>
+            </w:pPr>
+            <w:r>
+              <w:rPr>
+                <w:color w:val="111827"/>
+                <w:sz w:val="20"/>
+                <w:szCs w:val="20"/>
+              </w:rPr>
+              <w:t xml:space="preserve">Same as §2.1 item 11. Config lives on the base object (approvalRules), gate lives on _purchAward().</w:t>
+            </w:r>
+          </w:p>
+        </w:tc>
+      </w:tr>
+      <w:tr>
+        <w:tc>
+          <w:tcPr>
+            <w:tcW w:type="dxa" w:w="1901"/>
+            <w:tcBorders>
+              <w:top w:val="single" w:color="D1D5DB" w:sz="4"/>
+              <w:left w:val="none" w:color="FFFFFF" w:sz="0"/>
+              <w:bottom w:val="single" w:color="D1D5DB" w:sz="4"/>
+              <w:right w:val="none" w:color="FFFFFF" w:sz="0"/>
+            </w:tcBorders>
+            <w:tcMar>
+              <w:top w:type="dxa" w:w="100"/>
+              <w:left w:type="dxa" w:w="140"/>
+              <w:bottom w:type="dxa" w:w="100"/>
+              <w:right w:type="dxa" w:w="140"/>
+            </w:tcMar>
+          </w:tcPr>
+          <w:p>
+            <w:pPr>
+              <w:spacing w:after="0"/>
+            </w:pPr>
+            <w:r>
+              <w:rPr>
+                <w:b/>
+                <w:bCs/>
+                <w:color w:val="111827"/>
+                <w:sz w:val="20"/>
+                <w:szCs w:val="20"/>
+              </w:rPr>
+              <w:t xml:space="preserve">Supplier isolation</w:t>
+            </w:r>
+          </w:p>
+        </w:tc>
+        <w:tc>
+          <w:tcPr>
+            <w:tcW w:type="dxa" w:w="1296"/>
+            <w:tcBorders>
+              <w:top w:val="single" w:color="D1D5DB" w:sz="4"/>
+              <w:left w:val="none" w:color="FFFFFF" w:sz="0"/>
+              <w:bottom w:val="single" w:color="D1D5DB" w:sz="4"/>
+              <w:right w:val="none" w:color="FFFFFF" w:sz="0"/>
+            </w:tcBorders>
+            <w:tcMar>
+              <w:top w:type="dxa" w:w="100"/>
+              <w:left w:type="dxa" w:w="140"/>
+              <w:bottom w:type="dxa" w:w="100"/>
+              <w:right w:type="dxa" w:w="140"/>
+            </w:tcMar>
+          </w:tcPr>
+          <w:p>
+            <w:pPr>
+              <w:spacing w:after="0"/>
+            </w:pPr>
+            <w:r>
+              <w:rPr>
+                <w:b/>
+                <w:bCs/>
+                <w:color w:val="1E7A5F"/>
+                <w:sz w:val="18"/>
+                <w:szCs w:val="18"/>
+              </w:rPr>
+              <w:t xml:space="preserve">✓ DONE</w:t>
+            </w:r>
+          </w:p>
+        </w:tc>
+        <w:tc>
+          <w:tcPr>
+            <w:tcW w:type="dxa" w:w="5443"/>
+            <w:tcBorders>
+              <w:top w:val="single" w:color="D1D5DB" w:sz="4"/>
+              <w:left w:val="none" w:color="FFFFFF" w:sz="0"/>
+              <w:bottom w:val="single" w:color="D1D5DB" w:sz="4"/>
+              <w:right w:val="none" w:color="FFFFFF" w:sz="0"/>
+            </w:tcBorders>
+            <w:tcMar>
+              <w:top w:type="dxa" w:w="100"/>
+              <w:left w:type="dxa" w:w="140"/>
+              <w:bottom w:type="dxa" w:w="100"/>
+              <w:right w:type="dxa" w:w="140"/>
+            </w:tcMar>
+          </w:tcPr>
+          <w:p>
+            <w:pPr>
+              <w:spacing w:after="0"/>
+            </w:pPr>
+            <w:r>
+              <w:rPr>
+                <w:color w:val="111827"/>
+                <w:sz w:val="20"/>
+                <w:szCs w:val="20"/>
+              </w:rPr>
+              <w:t xml:space="preserve">Suppliers keyed by lowercased name; every collection filters by supplier. No supplier can see another's quote — the outreach log is per-supplier per-RFQ, dispatched one message per supplier via EmailJS/mailto/sms; no bcc/mass-send is ever used.</w:t>
+            </w:r>
+          </w:p>
+        </w:tc>
+      </w:tr>
+    </w:tbl>
+    <w:p>
+      <w:pPr>
+        <w:pStyle w:val="Heading1"/>
+        <w:pBdr>
+          <w:bottom w:val="single" w:color="1E7A5F" w:sz="12" w:space="6"/>
+        </w:pBdr>
+        <w:spacing w:after="200" w:before="360"/>
+      </w:pPr>
+      <w:r>
+        <w:rPr>
+          <w:b/>
+          <w:bCs/>
+          <w:color w:val="111827"/>
+          <w:sz w:val="36"/>
+          <w:szCs w:val="36"/>
+        </w:rPr>
+        <w:t xml:space="preserve">3. Where it lives</w:t>
       </w:r>
     </w:p>
     <w:p>
@@ -847,7 +4566,7 @@
           <w:sz w:val="36"/>
           <w:szCs w:val="36"/>
         </w:rPr>
-        <w:t xml:space="preserve">3. Four tabs</w:t>
+        <w:t xml:space="preserve">4. Four tabs</w:t>
       </w:r>
     </w:p>
     <w:p>
@@ -1376,7 +5095,7 @@
           <w:sz w:val="36"/>
           <w:szCs w:val="36"/>
         </w:rPr>
-        <w:t xml:space="preserve">4. Data model — storage keys</w:t>
+        <w:t xml:space="preserve">5. Data model — storage keys</w:t>
       </w:r>
     </w:p>
     <w:p>
@@ -3385,7 +7104,7 @@
           <w:sz w:val="36"/>
           <w:szCs w:val="36"/>
         </w:rPr>
-        <w:t xml:space="preserve">5. Comparison logic</w:t>
+        <w:t xml:space="preserve">6. Comparison logic</w:t>
       </w:r>
     </w:p>
     <w:p>
@@ -3591,7 +7310,7 @@
           <w:sz w:val="36"/>
           <w:szCs w:val="36"/>
         </w:rPr>
-        <w:t xml:space="preserve">6. Purchase history sources</w:t>
+        <w:t xml:space="preserve">7. Purchase history sources</w:t>
       </w:r>
     </w:p>
     <w:p>
@@ -4168,7 +7887,7 @@
           <w:sz w:val="36"/>
           <w:szCs w:val="36"/>
         </w:rPr>
-        <w:t xml:space="preserve">7. Nexi outreach flow — RFQ email &amp; SMS</w:t>
+        <w:t xml:space="preserve">8. Nexi outreach flow — RFQ email &amp; SMS</w:t>
       </w:r>
     </w:p>
     <w:p>
@@ -4925,7 +8644,7 @@
           <w:sz w:val="36"/>
           <w:szCs w:val="36"/>
         </w:rPr>
-        <w:t xml:space="preserve">8. Nexi intelligence — registered domain</w:t>
+        <w:t xml:space="preserve">9. Nexi intelligence — registered domain</w:t>
       </w:r>
     </w:p>
     <w:p>
@@ -5603,7 +9322,7 @@
           <w:sz w:val="36"/>
           <w:szCs w:val="36"/>
         </w:rPr>
-        <w:t xml:space="preserve">9. Geo-scoped supplier search — the rule</w:t>
+        <w:t xml:space="preserve">10. Geo-scoped supplier search — the rule</w:t>
       </w:r>
     </w:p>
     <w:p>
@@ -6933,7 +10652,7 @@
           <w:sz w:val="36"/>
           <w:szCs w:val="36"/>
         </w:rPr>
-        <w:t xml:space="preserve">10. Permissions &amp; audit</w:t>
+        <w:t xml:space="preserve">11. Permissions &amp; audit</w:t>
       </w:r>
     </w:p>
     <w:p>
@@ -7109,7 +10828,7 @@
           <w:sz w:val="36"/>
           <w:szCs w:val="36"/>
         </w:rPr>
-        <w:t xml:space="preserve">11. Wiring points — globals &amp; hooks</w:t>
+        <w:t xml:space="preserve">12. Wiring points — globals &amp; hooks</w:t>
       </w:r>
     </w:p>
     <w:tbl>
@@ -8273,7 +11992,7 @@
           <w:sz w:val="36"/>
           <w:szCs w:val="36"/>
         </w:rPr>
-        <w:t xml:space="preserve">12. Public function surface</w:t>
+        <w:t xml:space="preserve">13. Public function surface</w:t>
       </w:r>
     </w:p>
     <w:p>
@@ -9480,7 +13199,7 @@
           <w:sz w:val="36"/>
           <w:szCs w:val="36"/>
         </w:rPr>
-        <w:t xml:space="preserve">13. Limits &amp; roadmap</w:t>
+        <w:t xml:space="preserve">14. Limits &amp; roadmap</w:t>
       </w:r>
     </w:p>
     <w:p>
@@ -10762,7 +14481,7 @@
           <w:sz w:val="36"/>
           <w:szCs w:val="36"/>
         </w:rPr>
-        <w:t xml:space="preserve">14. Deliverable checklist for the developer</w:t>
+        <w:t xml:space="preserve">15. Deliverable checklist for the developer</w:t>
       </w:r>
     </w:p>
     <w:p>
